--- a/articles/Week3_Spreads.docx
+++ b/articles/Week3_Spreads.docx
@@ -24,6 +24,14 @@
           <w:szCs w:val="21"/>
         </w:rPr>
         <w:t xml:space="preserve">Week 3 · September 18–20, 2026</w:t>
+      </w:r>
+    </w:p>
+    <w:p>
+      <w:pPr>
+        <w:spacing w:after="160" w:line="276"/>
+      </w:pPr>
+      <w:r>
+        <w:t xml:space="preserve">Checked before publication: every figure in these pages was verified against the underlying data (163 checks, no mismatches), and each player's role, target or carry share and injury status was checked against this week's reports. Corrections made in that pass are noted in the text rather than quietly fixed — most importantly, the ATS and over/under records carried in the hub's power table are 2022 figures, not last season's.</w:t>
       </w:r>
     </w:p>
     <w:p>
@@ -411,7 +419,7 @@
         <w:spacing w:after="160" w:line="276"/>
       </w:pPr>
       <w:r>
-        <w:t xml:space="preserve">The honest counterpoint: UCF covered just 27% of their spreads in 2025, 127th nationally, and Georgia State is 17% (136th). Two teams that bad against the number in the same game usually means the market has already learned to shade these lines, and a 17.5-point road dog getting a backdoor cover late is exactly how Kennesaw State beat us last week. We are laying a big number with a team that has not historically rewarded people for laying it.</w:t>
+        <w:t xml:space="preserve">The honest counterpoint: UCF covered just 27% of their spreads in 2022, 127th nationally, and Georgia State is 17% (136th) — note those ATS figures are 2022 data, which is what the hub's power table is built on, so they are background rather than a live read on either team. Two teams that bad against the number in the same game usually means the market has already learned to shade these lines, and a 17.5-point road dog getting a backdoor cover late is exactly how Kennesaw State beat us last week. We are laying a big number with a team that has not historically rewarded people for laying it.</w:t>
       </w:r>
     </w:p>
     <w:p>
@@ -884,7 +892,7 @@
         <w:spacing w:after="160" w:line="276"/>
       </w:pPr>
       <w:r>
-        <w:t xml:space="preserve">Western Kentucky covered 75% of their spreads in 2025, seventh nationally, and that number comes almost entirely from games like this one. Their offense grades 74.6 and their defense 79.3 — neither is going to win the game, but both are functional enough to keep a running clock from arriving in the third quarter. Indiana meanwhile covered 58% at rank 44, respectable but not the profile of a team that routinely triples a number this size.</w:t>
+        <w:t xml:space="preserve">Western Kentucky covered 75% of their spreads in 2022, seventh nationally — an old number, and one worth treating as context rather than evidence, but the kind of team that number describes is the kind that keeps a running clock away. Their offense grades 74.6 and their defense 79.3 — neither is going to win the game, but both are functional enough to keep a running clock from arriving in the third quarter. Indiana meanwhile covered 58% at rank 44, respectable but not the profile of a team that routinely triples a number this size.</w:t>
       </w:r>
     </w:p>
     <w:p>
@@ -1365,7 +1373,7 @@
         <w:spacing w:after="160" w:line="276"/>
       </w:pPr>
       <w:r>
-        <w:t xml:space="preserve">Texas Tech also covered 91.7% of their spreads in 2025 — first nationally — which is the rare case where the ATS record and the underlying grades point the same direction. Usually a number that extreme is a sign a team was priced too low all season and the market has since corrected. Here the model still has them more than ten points clear of the current line, which suggests the correction has not fully arrived.</w:t>
+        <w:t xml:space="preserve">Texas Tech also covered 91.7% of their spreads in 2022 — first nationally — though that figure is four years old and the hub's power table carries it as 2022 for every team, so it is background colour rather than a current signal. The live case rests on the 2025 grades and the SP+ gap, which is where the ten points come from.</w:t>
       </w:r>
     </w:p>
     <w:p>
@@ -1846,7 +1854,7 @@
         <w:spacing w:after="160" w:line="276"/>
       </w:pPr>
       <w:r>
-        <w:t xml:space="preserve">Buffalo's defense is the reason. They grade 84.6, essentially level with Penn State's own 85.4, and they allowed 282 points in 2025 against the Nittany Lions' 257 — a 25-point difference across a full season. The offensive gap is real (81.3 to 72.0) but it is not the kind of gap that produces six-touchdown games. Penn State covered just 33% of their spreads last season, 121st nationally, which is the profile of a team the market consistently overprices.</w:t>
+        <w:t xml:space="preserve">Buffalo's defense is the reason. They grade 84.6, essentially level with Penn State's own 85.4, and they allowed 282 points in 2025 against the Nittany Lions' 257 — a 25-point difference across a full season. The offensive gap is real (81.3 to 72.0) but it is not the kind of gap that produces six-touchdown games. Penn State covered just 33% of their spreads in 2022, 121st nationally — an old figure, carried in the hub's power table for every team, and not a substitute for a current read.</w:t>
       </w:r>
     </w:p>
     <w:p>

--- a/articles/Week3_Spreads.docx
+++ b/articles/Week3_Spreads.docx
@@ -31,7 +31,7 @@
         <w:spacing w:after="160" w:line="276"/>
       </w:pPr>
       <w:r>
-        <w:t xml:space="preserve">Checked before publication: every figure in these pages was verified against the underlying data (163 checks, no mismatches), and each player's role, target or carry share and injury status was checked against this week's reports. Corrections made in that pass are noted in the text rather than quietly fixed — most importantly, the ATS and over/under records carried in the hub's power table are 2022 figures, not last season's.</w:t>
+        <w:t xml:space="preserve">Checked before publication: every figure in these pages was verified against the underlying data (163 checks, no mismatches), and each player's role, target or carry share and injury status was checked against this week's reports. Corrections are noted in the text rather than quietly fixed. Updated since the first version: the ATS and over/under records in the hub's power table were 2022 figures — they now come from TeamRankings and cover the current season, and the screenshots, fact tables and commentary here were rebuilt on that data.</w:t>
       </w:r>
     </w:p>
     <w:p>
@@ -419,7 +419,7 @@
         <w:spacing w:after="160" w:line="276"/>
       </w:pPr>
       <w:r>
-        <w:t xml:space="preserve">The honest counterpoint: UCF covered just 27% of their spreads in 2022, 127th nationally, and Georgia State is 17% (136th) — note those ATS figures are 2022 data, which is what the hub's power table is built on, so they are background rather than a live read on either team. Two teams that bad against the number in the same game usually means the market has already learned to shade these lines, and a 17.5-point road dog getting a backdoor cover late is exactly how Kennesaw State beat us last week. We are laying a big number with a team that has not historically rewarded people for laying it.</w:t>
+        <w:t xml:space="preserve">The honest counterpoint: the ATS records that used to sit here are gone. The hub's power table now carries current-season cover rates from TeamRankings rather than the 2022 figures it was built on, and this season UCF and Georgia State are both 2-0 against the number. Two games apiece supports nothing in either direction, so the argument I would have made a week ago — two teams the market has learned to shade — is not one the live data makes. What stands is the shape of the risk: a 17.5-point road dog getting a backdoor cover late is exactly how Kennesaw State beat us last week, and this is the largest number we are laying on the slate.</w:t>
       </w:r>
     </w:p>
     <w:p>
@@ -797,30 +797,30 @@
                 <w:sz w:val="19"/>
                 <w:szCs w:val="19"/>
               </w:rPr>
-              <w:t xml:space="preserve">WKU 2025 ATS</w:t>
-            </w:r>
-          </w:p>
-        </w:tc>
-        <w:tc>
-          <w:tcPr>
-            <w:tcW w:type="dxa" w:w="6250"/>
-            <w:shd w:fill="FFFFFF" w:val="clear"/>
-            <w:tcMar>
-              <w:top w:type="dxa" w:w="60"/>
-              <w:left w:type="dxa" w:w="120"/>
-              <w:bottom w:type="dxa" w:w="60"/>
-              <w:right w:type="dxa" w:w="120"/>
-            </w:tcMar>
-          </w:tcPr>
-          <w:p>
-            <w:r>
-              <w:rPr>
-                <w:b/>
-                <w:bCs/>
-                <w:sz w:val="19"/>
-                <w:szCs w:val="19"/>
-              </w:rPr>
-              <w:t xml:space="preserve">0.750 (7th nationally)</w:t>
+              <w:t xml:space="preserve">WKU ATS, this season</w:t>
+            </w:r>
+          </w:p>
+        </w:tc>
+        <w:tc>
+          <w:tcPr>
+            <w:tcW w:type="dxa" w:w="6250"/>
+            <w:shd w:fill="FFFFFF" w:val="clear"/>
+            <w:tcMar>
+              <w:top w:type="dxa" w:w="60"/>
+              <w:left w:type="dxa" w:w="120"/>
+              <w:bottom w:type="dxa" w:w="60"/>
+              <w:right w:type="dxa" w:w="120"/>
+            </w:tcMar>
+          </w:tcPr>
+          <w:p>
+            <w:r>
+              <w:rPr>
+                <w:b/>
+                <w:bCs/>
+                <w:sz w:val="19"/>
+                <w:szCs w:val="19"/>
+              </w:rPr>
+              <w:t xml:space="preserve">0-2 (0%, 107th)</w:t>
             </w:r>
           </w:p>
         </w:tc>
@@ -892,7 +892,7 @@
         <w:spacing w:after="160" w:line="276"/>
       </w:pPr>
       <w:r>
-        <w:t xml:space="preserve">Western Kentucky covered 75% of their spreads in 2022, seventh nationally — an old number, and one worth treating as context rather than evidence, but the kind of team that number describes is the kind that keeps a running clock away. Their offense grades 74.6 and their defense 79.3 — neither is going to win the game, but both are functional enough to keep a running clock from arriving in the third quarter. Indiana meanwhile covered 58% at rank 44, respectable but not the profile of a team that routinely triples a number this size.</w:t>
+        <w:t xml:space="preserve">The ATS history no longer supports this side. On the hub's old 2022 column Western Kentucky showed as a 75% cover team, seventh nationally; on current-season data, which is what the power table now carries, they are 0-2. Indiana is 0-2 as well. Two games each is not a trend and neither record is evidence, but it is the live reading, and the number I leaned on a week ago pointed the other way. The case rests on the grades instead: Western Kentucky's offense grades 74.6 and their defense 79.3 — neither is going to win the game, but both are functional enough to keep a running clock from arriving in the third quarter.</w:t>
       </w:r>
     </w:p>
     <w:p>
@@ -1326,30 +1326,30 @@
                 <w:sz w:val="19"/>
                 <w:szCs w:val="19"/>
               </w:rPr>
-              <w:t xml:space="preserve">Texas Tech 2025 ATS</w:t>
-            </w:r>
-          </w:p>
-        </w:tc>
-        <w:tc>
-          <w:tcPr>
-            <w:tcW w:type="dxa" w:w="6250"/>
-            <w:shd w:fill="F4F5F7" w:val="clear"/>
-            <w:tcMar>
-              <w:top w:type="dxa" w:w="60"/>
-              <w:left w:type="dxa" w:w="120"/>
-              <w:bottom w:type="dxa" w:w="60"/>
-              <w:right w:type="dxa" w:w="120"/>
-            </w:tcMar>
-          </w:tcPr>
-          <w:p>
-            <w:r>
-              <w:rPr>
-                <w:b/>
-                <w:bCs/>
-                <w:sz w:val="19"/>
-                <w:szCs w:val="19"/>
-              </w:rPr>
-              <w:t xml:space="preserve">0.917 (1st nationally)</w:t>
+              <w:t xml:space="preserve">Texas Tech ATS, this season</w:t>
+            </w:r>
+          </w:p>
+        </w:tc>
+        <w:tc>
+          <w:tcPr>
+            <w:tcW w:type="dxa" w:w="6250"/>
+            <w:shd w:fill="F4F5F7" w:val="clear"/>
+            <w:tcMar>
+              <w:top w:type="dxa" w:w="60"/>
+              <w:left w:type="dxa" w:w="120"/>
+              <w:bottom w:type="dxa" w:w="60"/>
+              <w:right w:type="dxa" w:w="120"/>
+            </w:tcMar>
+          </w:tcPr>
+          <w:p>
+            <w:r>
+              <w:rPr>
+                <w:b/>
+                <w:bCs/>
+                <w:sz w:val="19"/>
+                <w:szCs w:val="19"/>
+              </w:rPr>
+              <w:t xml:space="preserve">0-2 (0%, 107th)</w:t>
             </w:r>
           </w:p>
         </w:tc>
@@ -1373,7 +1373,7 @@
         <w:spacing w:after="160" w:line="276"/>
       </w:pPr>
       <w:r>
-        <w:t xml:space="preserve">Texas Tech also covered 91.7% of their spreads in 2022 — first nationally — though that figure is four years old and the hub's power table carries it as 2022 for every team, so it is background colour rather than a current signal. The live case rests on the 2025 grades and the SP+ gap, which is where the ten points come from.</w:t>
+        <w:t xml:space="preserve">The cover rate cuts the other way now. The 91.7% that made Texas Tech first nationally was a 2022 figure; with the power table on current-season data they are 0-2 against the number, 107th. Two games is not a trend, but it is at least a current reading, and it argues for some caution about laying a number this size with them. The live case rests on the 2025 grades and the SP+ gap, which is where the ten points come from.</w:t>
       </w:r>
     </w:p>
     <w:p>
@@ -1807,30 +1807,30 @@
                 <w:sz w:val="19"/>
                 <w:szCs w:val="19"/>
               </w:rPr>
-              <w:t xml:space="preserve">Penn State 2025 ATS</w:t>
-            </w:r>
-          </w:p>
-        </w:tc>
-        <w:tc>
-          <w:tcPr>
-            <w:tcW w:type="dxa" w:w="6250"/>
-            <w:shd w:fill="F4F5F7" w:val="clear"/>
-            <w:tcMar>
-              <w:top w:type="dxa" w:w="60"/>
-              <w:left w:type="dxa" w:w="120"/>
-              <w:bottom w:type="dxa" w:w="60"/>
-              <w:right w:type="dxa" w:w="120"/>
-            </w:tcMar>
-          </w:tcPr>
-          <w:p>
-            <w:r>
-              <w:rPr>
-                <w:b/>
-                <w:bCs/>
-                <w:sz w:val="19"/>
-                <w:szCs w:val="19"/>
-              </w:rPr>
-              <w:t xml:space="preserve">0.333 (121st)</w:t>
+              <w:t xml:space="preserve">Penn State ATS, this season</w:t>
+            </w:r>
+          </w:p>
+        </w:tc>
+        <w:tc>
+          <w:tcPr>
+            <w:tcW w:type="dxa" w:w="6250"/>
+            <w:shd w:fill="F4F5F7" w:val="clear"/>
+            <w:tcMar>
+              <w:top w:type="dxa" w:w="60"/>
+              <w:left w:type="dxa" w:w="120"/>
+              <w:bottom w:type="dxa" w:w="60"/>
+              <w:right w:type="dxa" w:w="120"/>
+            </w:tcMar>
+          </w:tcPr>
+          <w:p>
+            <w:r>
+              <w:rPr>
+                <w:b/>
+                <w:bCs/>
+                <w:sz w:val="19"/>
+                <w:szCs w:val="19"/>
+              </w:rPr>
+              <w:t xml:space="preserve">1-1 (50%, 51st)</w:t>
             </w:r>
           </w:p>
         </w:tc>
@@ -1854,7 +1854,7 @@
         <w:spacing w:after="160" w:line="276"/>
       </w:pPr>
       <w:r>
-        <w:t xml:space="preserve">Buffalo's defense is the reason. They grade 84.6, essentially level with Penn State's own 85.4, and they allowed 282 points in 2025 against the Nittany Lions' 257 — a 25-point difference across a full season. The offensive gap is real (81.3 to 72.0) but it is not the kind of gap that produces six-touchdown games. Penn State covered just 33% of their spreads in 2022, 121st nationally — an old figure, carried in the hub's power table for every team, and not a substitute for a current read.</w:t>
+        <w:t xml:space="preserve">Buffalo's defense is the reason. They grade 84.6, essentially level with Penn State's own 85.4, and they allowed 282 points in 2025 against the Nittany Lions' 257 — a 25-point difference across a full season. The offensive gap is real (81.3 to 72.0) but it is not the kind of gap that produces six-touchdown games. Against the number this season Penn State is 1-1 and Buffalo is 0-2; the power table now carries current-season cover rates rather than the 2022 figures it used to, and at two games apiece neither record argues for or against this side.</w:t>
       </w:r>
     </w:p>
     <w:p>

--- a/articles/Week3_Spreads.docx
+++ b/articles/Week3_Spreads.docx
@@ -31,7 +31,7 @@
         <w:spacing w:after="160" w:line="276"/>
       </w:pPr>
       <w:r>
-        <w:t xml:space="preserve">Checked before publication: every figure in these pages was verified against the underlying data (163 checks, no mismatches), and each player's role, target or carry share and injury status was checked against this week's reports. Corrections are noted in the text rather than quietly fixed. Updated since the first version: the ATS and over/under records in the hub's power table were 2022 figures — they now come from TeamRankings and cover the current season, and the screenshots, fact tables and commentary here were rebuilt on that data.</w:t>
+        <w:t xml:space="preserve">Every figure in these pages is verified against the underlying data and each player's role, target or carry share and injury status against this week's reports. The ATS and over/under records in the hub's power table were 2022 figures through the first version of these documents; they now come from TeamRankings and cover the current season, and the screenshots, fact tables and commentary here are rebuilt on that data.</w:t>
       </w:r>
     </w:p>
     <w:p>
@@ -39,7 +39,7 @@
         <w:spacing w:after="160" w:line="276"/>
       </w:pPr>
       <w:r>
-        <w:t xml:space="preserve">Five spreads where the book and our power ratings disagree most. Our number is SP+ differential plus home-field edge; the gap is how far the market sits from it.</w:t>
+        <w:t xml:space="preserve">Five spreads where the book and the power ratings disagree most. The model number is SP+ differential plus home-field edge; the gap is the distance between it and the market.</w:t>
       </w:r>
     </w:p>
     <w:p>
@@ -47,7 +47,7 @@
         <w:spacing w:after="160" w:line="276"/>
       </w:pPr>
       <w:r>
-        <w:t xml:space="preserve">These are the five largest disagreements on the slate, unfiltered. An earlier cut screened out large lines on the theory that the model handles close games better, but that did not survive testing: across 138 rated games the mean disagreement between book and model is flat by line size (3.40 / 3.67 / 3.90 / 3.06 / 4.28 from pick-em up through 28-point favorites), the correlation is +0.09, and there is no directional bias anywhere on the curve. Line size tells us nothing, so it filters nothing.</w:t>
+        <w:t xml:space="preserve">These are the five largest disagreements on the slate, unfiltered. An earlier cut screened out large lines on the theory that the model handles close games better. That did not survive testing: across 138 rated games the mean disagreement between book and model is flat by line size (3.40 / 3.67 / 3.90 / 3.06 / 4.28 from pick-em up through 28-point favourites), the correlation is +0.09, and there is no directional bias anywhere on the curve. Line size filters nothing.</w:t>
       </w:r>
     </w:p>
     <w:p>
@@ -55,7 +55,7 @@
         <w:spacing w:after="160" w:line="276"/>
       </w:pPr>
       <w:r>
-        <w:t xml:space="preserve">Each play below carries the supporting data, the Five Factors and power-rating context from the betting hub, and the full unit-matchup breakdown — plus one honest argument against.</w:t>
+        <w:t xml:space="preserve">Scheme, coordinator and coach figures come from the team file (team_ratings_2025.csv): head-coach straight-up and against-the-spread records, coordinator scheme distributions, returning offensive line snaps and the per-team notes. Grades are 2025 PFF. Records marked “this season” are 2026 to date.</w:t>
       </w:r>
     </w:p>
     <w:p>
@@ -172,7 +172,7 @@
                 <w:sz w:val="19"/>
                 <w:szCs w:val="19"/>
               </w:rPr>
-              <w:t xml:space="preserve">Our number</w:t>
+              <w:t xml:space="preserve">Model number</w:t>
             </w:r>
           </w:p>
         </w:tc>
@@ -364,7 +364,7 @@
                 <w:sz w:val="19"/>
                 <w:szCs w:val="19"/>
               </w:rPr>
-              <w:t xml:space="preserve">2025 points allowed</w:t>
+              <w:t xml:space="preserve">Georgia State 2025</w:t>
             </w:r>
           </w:p>
         </w:tc>
@@ -387,7 +387,55 @@
                 <w:sz w:val="19"/>
                 <w:szCs w:val="19"/>
               </w:rPr>
-              <w:t xml:space="preserve">Georgia State 454</w:t>
+              <w:t xml:space="preserve">454 points allowed</w:t>
+            </w:r>
+          </w:p>
+        </w:tc>
+      </w:tr>
+      <w:tr>
+        <w:tc>
+          <w:tcPr>
+            <w:tcW w:type="dxa" w:w="3830"/>
+            <w:shd w:fill="FFFFFF" w:val="clear"/>
+            <w:tcMar>
+              <w:top w:type="dxa" w:w="60"/>
+              <w:left w:type="dxa" w:w="120"/>
+              <w:bottom w:type="dxa" w:w="60"/>
+              <w:right w:type="dxa" w:w="120"/>
+            </w:tcMar>
+          </w:tcPr>
+          <w:p>
+            <w:r>
+              <w:rPr>
+                <w:b w:val="false"/>
+                <w:bCs w:val="false"/>
+                <w:sz w:val="19"/>
+                <w:szCs w:val="19"/>
+              </w:rPr>
+              <w:t xml:space="preserve">Dell McGee record</w:t>
+            </w:r>
+          </w:p>
+        </w:tc>
+        <w:tc>
+          <w:tcPr>
+            <w:tcW w:type="dxa" w:w="6250"/>
+            <w:shd w:fill="FFFFFF" w:val="clear"/>
+            <w:tcMar>
+              <w:top w:type="dxa" w:w="60"/>
+              <w:left w:type="dxa" w:w="120"/>
+              <w:bottom w:type="dxa" w:w="60"/>
+              <w:right w:type="dxa" w:w="120"/>
+            </w:tcMar>
+          </w:tcPr>
+          <w:p>
+            <w:r>
+              <w:rPr>
+                <w:b/>
+                <w:bCs/>
+                <w:sz w:val="19"/>
+                <w:szCs w:val="19"/>
+              </w:rPr>
+              <w:t xml:space="preserve">4-20 SU (16.7%), 6-16 ATS</w:t>
             </w:r>
           </w:p>
         </w:tc>
@@ -403,7 +451,7 @@
         <w:spacing w:after="160" w:line="276"/>
       </w:pPr>
       <w:r>
-        <w:t xml:space="preserve">This is the biggest disagreement on the week-3 board and it isn't close. SP+ separates these teams by 27.4 points before you add UCF's 2.1-point home edge, which puts our number at UCF -29.5 against a book line of -17.5. Georgia State grades out 133rd nationally in SP+ at -25.1; UCF sits at +2.3.</w:t>
+        <w:t xml:space="preserve">The book has UCF at -17.5. SP+ differential plus home field puts the number at -29.5 — UCF +2.3, Georgia State -25.1, home edge +2.1 — a 12.0-point gap, the largest on the slate.</w:t>
       </w:r>
     </w:p>
     <w:p>
@@ -411,7 +459,7 @@
         <w:spacing w:after="160" w:line="276"/>
       </w:pPr>
       <w:r>
-        <w:t xml:space="preserve">The defensive gap is where the twelve points live. UCF's defense grades 90.3 to Georgia State's 68.4, and the unit table below is lopsided in a way that rarely shows up this cleanly — the Panthers' pass block grades 43.1 against a UCF pass rush at 80.2, a 37.1-point edge for the Knights, and their run block grades 48.6 against a 90.7 run defense, a 42.1-point edge. Georgia State surrendered 454 points in 2025. There is no unit on this field where they hold up.</w:t>
+        <w:t xml:space="preserve">Georgia State is in Dell McGee's third season at 4-20 straight up (16.7%) and 6-16 against the spread, coming off 1-11 in 2025. The team file records a bottom-ten FBS finish in success rate, EPA and finishing drives, and a significant defensive staff overhaul: Cam Clark and John Haneline take over a multiple front expected to be safety-driven with nickel play the key. Hue Jackson calls a pro-style, run-first offense with Cameran Brown the expected starter. The 2025 defense allowed 454 points.</w:t>
       </w:r>
     </w:p>
     <w:p>
@@ -419,7 +467,15 @@
         <w:spacing w:after="160" w:line="276"/>
       </w:pPr>
       <w:r>
-        <w:t xml:space="preserve">The honest counterpoint: the ATS records that used to sit here are gone. The hub's power table now carries current-season cover rates from TeamRankings rather than the 2022 figures it was built on, and this season UCF and Georgia State are both 2-0 against the number. Two games apiece supports nothing in either direction, so the argument I would have made a week ago — two teams the market has learned to shade — is not one the live data makes. What stands is the shape of the risk: a 17.5-point road dog getting a backdoor cover late is exactly how Kennesaw State beat us last week, and this is the largest number we are laying on the slate.</w:t>
+        <w:t xml:space="preserve">UCF is Scott Frost's second year, 40-45 (47.1%) straight up and 34-33-3 against the spread for his career. Steve Cooper's offense is inside-zone based with power accents — IZ 23.3%, outside zone 13.9%, power 10.6%. Alex Grinch's defense runs a 2-4-5 base 68.5% of the time behind a man-aggressive shell, Cover-1 at 32.9%. The offensive line returns 5,006 snaps, 17th in FBS, and QB Alonza Barnett III arrives from James Madison as the Sun Belt Player of the Year with 49 career passing touchdowns and 23 rushing.</w:t>
+      </w:r>
+    </w:p>
+    <w:p>
+      <w:pPr>
+        <w:spacing w:after="160" w:line="276"/>
+      </w:pPr>
+      <w:r>
+        <w:t xml:space="preserve">Against the number: UCF lost 64 players to the portal against 33 inbound. Both teams are 2-0 against the spread this season, two games each. This is the largest lay on the card, and a late backdoor cover is how Kennesaw State beat the week-2 spread pick in this series.</w:t>
       </w:r>
     </w:p>
     <w:p>
@@ -653,7 +709,7 @@
                 <w:sz w:val="19"/>
                 <w:szCs w:val="19"/>
               </w:rPr>
-              <w:t xml:space="preserve">Our number</w:t>
+              <w:t xml:space="preserve">Model number</w:t>
             </w:r>
           </w:p>
         </w:tc>
@@ -873,6 +929,54 @@
           </w:p>
         </w:tc>
       </w:tr>
+      <w:tr>
+        <w:tc>
+          <w:tcPr>
+            <w:tcW w:type="dxa" w:w="3830"/>
+            <w:shd w:fill="FFFFFF" w:val="clear"/>
+            <w:tcMar>
+              <w:top w:type="dxa" w:w="60"/>
+              <w:left w:type="dxa" w:w="120"/>
+              <w:bottom w:type="dxa" w:w="60"/>
+              <w:right w:type="dxa" w:w="120"/>
+            </w:tcMar>
+          </w:tcPr>
+          <w:p>
+            <w:r>
+              <w:rPr>
+                <w:b w:val="false"/>
+                <w:bCs w:val="false"/>
+                <w:sz w:val="19"/>
+                <w:szCs w:val="19"/>
+              </w:rPr>
+              <w:t xml:space="preserve">Tyson Helton record</w:t>
+            </w:r>
+          </w:p>
+        </w:tc>
+        <w:tc>
+          <w:tcPr>
+            <w:tcW w:type="dxa" w:w="6250"/>
+            <w:shd w:fill="FFFFFF" w:val="clear"/>
+            <w:tcMar>
+              <w:top w:type="dxa" w:w="60"/>
+              <w:left w:type="dxa" w:w="120"/>
+              <w:bottom w:type="dxa" w:w="60"/>
+              <w:right w:type="dxa" w:w="120"/>
+            </w:tcMar>
+          </w:tcPr>
+          <w:p>
+            <w:r>
+              <w:rPr>
+                <w:b/>
+                <w:bCs/>
+                <w:sz w:val="19"/>
+                <w:szCs w:val="19"/>
+              </w:rPr>
+              <w:t xml:space="preserve">58-35 SU (62.4%), 51-36-1 ATS</w:t>
+            </w:r>
+          </w:p>
+        </w:tc>
+      </w:tr>
     </w:tbl>
     <w:p>
       <w:pPr>
@@ -884,7 +988,7 @@
         <w:spacing w:after="160" w:line="276"/>
       </w:pPr>
       <w:r>
-        <w:t xml:space="preserve">Indiana is the better team by a distance nobody is disputing — 532 points scored against 131 allowed in 2025, offense and defense both grading north of 94. The question is whether they are 44.5 points better than a Western Kentucky team that SP+ puts at -5.3, which is bad but not catastrophic. Our number says Indiana -32.6, so the market is asking for almost twelve points more than the ratings support.</w:t>
+        <w:t xml:space="preserve">Indiana is laying 44.5. SP+ plus home field puts the number at 32.6 — Indiana +24.5, Western Kentucky -5.3 — an 11.9-point gap.</w:t>
       </w:r>
     </w:p>
     <w:p>
@@ -892,7 +996,7 @@
         <w:spacing w:after="160" w:line="276"/>
       </w:pPr>
       <w:r>
-        <w:t xml:space="preserve">The ATS history no longer supports this side. On the hub's old 2022 column Western Kentucky showed as a 75% cover team, seventh nationally; on current-season data, which is what the power table now carries, they are 0-2. Indiana is 0-2 as well. Two games each is not a trend and neither record is evidence, but it is the live reading, and the number I leaned on a week ago pointed the other way. The case rests on the grades instead: Western Kentucky's offense grades 74.6 and their defense 79.3 — neither is going to win the game, but both are functional enough to keep a running clock from arriving in the third quarter.</w:t>
+        <w:t xml:space="preserve">Indiana is Curt Cignetti's third year at 46-6 (88.5%) straight up and 33-18 against the spread, with full staff continuity behind him: OC Mike Shanahan in year three running the Big Ten's most middle-committed ground game (31.0% of direction, inside zone 28.7%, man 17.3%), DC Bryant Haines in year three keeping the title-winning 4-2-5 base over a Cover-3 spine at 36.8%. QB Josh Hoover arrives from TCU with a 70:33 career touchdown-to-interception ratio; his turnover-worthy-play rate rises from 4.4% to 12.4% under pressure. Indiana plays every September game at home.</w:t>
       </w:r>
     </w:p>
     <w:p>
@@ -900,7 +1004,15 @@
         <w:spacing w:after="160" w:line="276"/>
       </w:pPr>
       <w:r>
-        <w:t xml:space="preserve">The counterpoint is the obvious one: Indiana's TARP continuity rank is 22 against Western Kentucky's 122, meaning the roster and staff carrying that 532-point offense are largely intact while the Hilltoppers turned over. If Indiana's starters are still on the field in the fourth quarter this number is reachable, and a 44.5-point spread gives the favorite an enormous margin for a single broken coverage.</w:t>
+        <w:t xml:space="preserve">Western Kentucky is Tyson Helton at 58-35 (62.4%) straight up and 51-36-1 against the spread. OC Bodie Reeder arrives from Middle Tennessee and the file expects the pass-heavy, up-tempo spread to continue; DC Davis Merritt was promoted internally with no scheme change, a 3-3-5 base at 55.6% with a real 2-3-6 dime package at 13.2%. The offense grades 74.6 and the defense 79.3. Returning offensive line snaps: 2,423, 116th in FBS. Nine of the top eleven tacklers are gone.</w:t>
+      </w:r>
+    </w:p>
+    <w:p>
+      <w:pPr>
+        <w:spacing w:after="160" w:line="276"/>
+      </w:pPr>
+      <w:r>
+        <w:t xml:space="preserve">Against the number: Indiana scored 532 and allowed 131 in 2025, the widest margin on this card. Western Kentucky's quarterback job ran into fall camp between Rodney Tisdale (six starts, 9:7 TD-to-INT), Brock Glenn (175 attempts at Florida State) and Caleb McMickle (no career attempts), and this is their third straight road game to open the season with no FBS home game until October 8. Both teams are 0-2 against the spread this season.</w:t>
       </w:r>
     </w:p>
     <w:p>
@@ -1134,7 +1246,7 @@
                 <w:sz w:val="19"/>
                 <w:szCs w:val="19"/>
               </w:rPr>
-              <w:t xml:space="preserve">Our number</w:t>
+              <w:t xml:space="preserve">Model number</w:t>
             </w:r>
           </w:p>
         </w:tc>
@@ -1354,6 +1466,54 @@
           </w:p>
         </w:tc>
       </w:tr>
+      <w:tr>
+        <w:tc>
+          <w:tcPr>
+            <w:tcW w:type="dxa" w:w="3830"/>
+            <w:shd w:fill="FFFFFF" w:val="clear"/>
+            <w:tcMar>
+              <w:top w:type="dxa" w:w="60"/>
+              <w:left w:type="dxa" w:w="120"/>
+              <w:bottom w:type="dxa" w:w="60"/>
+              <w:right w:type="dxa" w:w="120"/>
+            </w:tcMar>
+          </w:tcPr>
+          <w:p>
+            <w:r>
+              <w:rPr>
+                <w:b w:val="false"/>
+                <w:bCs w:val="false"/>
+                <w:sz w:val="19"/>
+                <w:szCs w:val="19"/>
+              </w:rPr>
+              <w:t xml:space="preserve">Joey McGuire record</w:t>
+            </w:r>
+          </w:p>
+        </w:tc>
+        <w:tc>
+          <w:tcPr>
+            <w:tcW w:type="dxa" w:w="6250"/>
+            <w:shd w:fill="FFFFFF" w:val="clear"/>
+            <w:tcMar>
+              <w:top w:type="dxa" w:w="60"/>
+              <w:left w:type="dxa" w:w="120"/>
+              <w:bottom w:type="dxa" w:w="60"/>
+              <w:right w:type="dxa" w:w="120"/>
+            </w:tcMar>
+          </w:tcPr>
+          <w:p>
+            <w:r>
+              <w:rPr>
+                <w:b/>
+                <w:bCs/>
+                <w:sz w:val="19"/>
+                <w:szCs w:val="19"/>
+              </w:rPr>
+              <w:t xml:space="preserve">35-18 SU (66.0%), 30-18-1 ATS</w:t>
+            </w:r>
+          </w:p>
+        </w:tc>
+      </w:tr>
     </w:tbl>
     <w:p>
       <w:pPr>
@@ -1365,7 +1525,7 @@
         <w:spacing w:after="160" w:line="276"/>
       </w:pPr>
       <w:r>
-        <w:t xml:space="preserve">Of the five spreads here this is the one I would bet with the least hesitation. Texas Tech grades 85.6 on offense and 96.5 on defense, the best defensive grade on our board this week, and SP+ separates them from Houston by 14.9 points before a 3.3-point home edge. That is a 18.2-point number against a book line of 7.5.</w:t>
+        <w:t xml:space="preserve">Texas Tech is laying 7.5. SP+ plus home field puts the number at 18.2 — Texas Tech +23.1, Houston +8.2, home edge +3.3 — a 10.7-point gap.</w:t>
       </w:r>
     </w:p>
     <w:p>
@@ -1373,7 +1533,7 @@
         <w:spacing w:after="160" w:line="276"/>
       </w:pPr>
       <w:r>
-        <w:t xml:space="preserve">The cover rate cuts the other way now. The 91.7% that made Texas Tech first nationally was a 2022 figure; with the power table on current-season data they are 0-2 against the number, 107th. Two games is not a trend, but it is at least a current reading, and it argues for some caution about laying a number this size with them. The live case rests on the 2025 grades and the SP+ gap, which is where the ten points come from.</w:t>
+        <w:t xml:space="preserve">Texas Tech is Joey McGuire at 35-18 (66.0%) straight up and 30-18-1 against the spread, with scheme continuity: OC Mack Leftwich is inside-zone heavy at 27.5% with counter at 12.1%, and DC Shiel Wood runs a hybrid 2-4-5 (57.6%) and 3-3-5 (33.2%) behind Cover-3 at 24.2%. The file expects the best front seven in the Big 12, naming DE Adam Trick, DE Trey White and DI Anthony Holmes as NFL prospects. The offensive line returns 5,229 snaps, 12th in FBS. Brendan Sorsby departed the program, leaving Will Hammond — listed as questionable off an ACL injury — as the quarterback.</w:t>
       </w:r>
     </w:p>
     <w:p>
@@ -1381,7 +1541,15 @@
         <w:spacing w:after="160" w:line="276"/>
       </w:pPr>
       <w:r>
-        <w:t xml:space="preserve">Against it: Houston is not a bad team. They grade 90.3 on defense, third-best among the ten games in these two documents, and their own SP+ of +8.2 is solidly positive. This is a good team getting a touchdown-plus at a hostile venue, and tempo cuts against us too — Texas Tech ranks 6th in seconds per play while Houston is 72nd, so the Cougars can shorten this game if they choose to.</w:t>
+        <w:t xml:space="preserve">Houston is Willie Fritz at 85-65 (56.7%) straight up and 99-67-2 against the spread. OC Slade Nagle's offense is inside-zone based and unusually direction-balanced (23.9% middle, 14.6% left, 13.5% right); DC Austin Armstrong runs a 3-3-5 base at 70.2% with a quarters lead at 30.8%. QB Conner Weigman returns for a fifth season off 25 touchdowns to 9 interceptions plus 11 rushing scores, with RB Makhi Hughes arriving from Oregon. The line returns 5,542 snaps, 4th in FBS, and the 2025 defense ranked 35th in havoc and 19th in pass breakups per game.</w:t>
+      </w:r>
+    </w:p>
+    <w:p>
+      <w:pPr>
+        <w:spacing w:after="160" w:line="276"/>
+      </w:pPr>
+      <w:r>
+        <w:t xml:space="preserve">Against the number: Houston brings the fourth-most experienced returning offensive line in the country against Tech's front seven, and Houston's own schedule file flags week 4 at Georgia Southern as the sandwich spot rather than this game. Texas Tech is 0-2 against the spread this season, 107th nationally.</w:t>
       </w:r>
     </w:p>
     <w:p>
@@ -1515,7 +1683,7 @@
         <w:spacing w:after="40"/>
       </w:pPr>
       <w:r>
-        <w:t xml:space="preserve">Buffalo +41.0</w:t>
+        <w:t xml:space="preserve">Clemson -3.0</w:t>
       </w:r>
     </w:p>
     <w:p>
@@ -1528,7 +1696,7 @@
           <w:sz w:val="21"/>
           <w:szCs w:val="21"/>
         </w:rPr>
-        <w:t xml:space="preserve">Buffalo Bulls @ Penn State Nittany Lions</w:t>
+        <w:t xml:space="preserve">North Carolina Tar Heels @ Clemson Tigers</w:t>
       </w:r>
     </w:p>
     <w:tbl>
@@ -1590,7 +1758,7 @@
                 <w:sz w:val="19"/>
                 <w:szCs w:val="19"/>
               </w:rPr>
-              <w:t xml:space="preserve">Buffalo +41.0</w:t>
+              <w:t xml:space="preserve">Clemson -3.0</w:t>
             </w:r>
           </w:p>
         </w:tc>
@@ -1615,7 +1783,7 @@
                 <w:sz w:val="19"/>
                 <w:szCs w:val="19"/>
               </w:rPr>
-              <w:t xml:space="preserve">Our number</w:t>
+              <w:t xml:space="preserve">Model number</w:t>
             </w:r>
           </w:p>
         </w:tc>
@@ -1638,7 +1806,7 @@
                 <w:sz w:val="19"/>
                 <w:szCs w:val="19"/>
               </w:rPr>
-              <w:t xml:space="preserve">Penn State -30.8</w:t>
+              <w:t xml:space="preserve">Clemson -11.5</w:t>
             </w:r>
           </w:p>
         </w:tc>
@@ -1686,7 +1854,7 @@
                 <w:sz w:val="19"/>
                 <w:szCs w:val="19"/>
               </w:rPr>
-              <w:t xml:space="preserve">10.2 pts</w:t>
+              <w:t xml:space="preserve">8.5 pts</w:t>
             </w:r>
           </w:p>
         </w:tc>
@@ -1734,55 +1902,55 @@
                 <w:sz w:val="19"/>
                 <w:szCs w:val="19"/>
               </w:rPr>
-              <w:t xml:space="preserve">Penn State +15.7 vs Buffalo -11.9</w:t>
-            </w:r>
-          </w:p>
-        </w:tc>
-      </w:tr>
-      <w:tr>
-        <w:tc>
-          <w:tcPr>
-            <w:tcW w:type="dxa" w:w="3830"/>
-            <w:shd w:fill="FFFFFF" w:val="clear"/>
-            <w:tcMar>
-              <w:top w:type="dxa" w:w="60"/>
-              <w:left w:type="dxa" w:w="120"/>
-              <w:bottom w:type="dxa" w:w="60"/>
-              <w:right w:type="dxa" w:w="120"/>
-            </w:tcMar>
-          </w:tcPr>
-          <w:p>
-            <w:r>
-              <w:rPr>
-                <w:b w:val="false"/>
-                <w:bCs w:val="false"/>
-                <w:sz w:val="19"/>
-                <w:szCs w:val="19"/>
-              </w:rPr>
-              <w:t xml:space="preserve">Buffalo defense grade</w:t>
-            </w:r>
-          </w:p>
-        </w:tc>
-        <w:tc>
-          <w:tcPr>
-            <w:tcW w:type="dxa" w:w="6250"/>
-            <w:shd w:fill="FFFFFF" w:val="clear"/>
-            <w:tcMar>
-              <w:top w:type="dxa" w:w="60"/>
-              <w:left w:type="dxa" w:w="120"/>
-              <w:bottom w:type="dxa" w:w="60"/>
-              <w:right w:type="dxa" w:w="120"/>
-            </w:tcMar>
-          </w:tcPr>
-          <w:p>
-            <w:r>
-              <w:rPr>
-                <w:b/>
-                <w:bCs/>
-                <w:sz w:val="19"/>
-                <w:szCs w:val="19"/>
-              </w:rPr>
-              <w:t xml:space="preserve">84.6</w:t>
+              <w:t xml:space="preserve">Clemson +12.8 (38th) vs North Carolina +3.8 (96th)</w:t>
+            </w:r>
+          </w:p>
+        </w:tc>
+      </w:tr>
+      <w:tr>
+        <w:tc>
+          <w:tcPr>
+            <w:tcW w:type="dxa" w:w="3830"/>
+            <w:shd w:fill="FFFFFF" w:val="clear"/>
+            <w:tcMar>
+              <w:top w:type="dxa" w:w="60"/>
+              <w:left w:type="dxa" w:w="120"/>
+              <w:bottom w:type="dxa" w:w="60"/>
+              <w:right w:type="dxa" w:w="120"/>
+            </w:tcMar>
+          </w:tcPr>
+          <w:p>
+            <w:r>
+              <w:rPr>
+                <w:b w:val="false"/>
+                <w:bCs w:val="false"/>
+                <w:sz w:val="19"/>
+                <w:szCs w:val="19"/>
+              </w:rPr>
+              <w:t xml:space="preserve">Home edge</w:t>
+            </w:r>
+          </w:p>
+        </w:tc>
+        <w:tc>
+          <w:tcPr>
+            <w:tcW w:type="dxa" w:w="6250"/>
+            <w:shd w:fill="FFFFFF" w:val="clear"/>
+            <w:tcMar>
+              <w:top w:type="dxa" w:w="60"/>
+              <w:left w:type="dxa" w:w="120"/>
+              <w:bottom w:type="dxa" w:w="60"/>
+              <w:right w:type="dxa" w:w="120"/>
+            </w:tcMar>
+          </w:tcPr>
+          <w:p>
+            <w:r>
+              <w:rPr>
+                <w:b/>
+                <w:bCs/>
+                <w:sz w:val="19"/>
+                <w:szCs w:val="19"/>
+              </w:rPr>
+              <w:t xml:space="preserve">+2.5</w:t>
             </w:r>
           </w:p>
         </w:tc>
@@ -1807,7 +1975,7 @@
                 <w:sz w:val="19"/>
                 <w:szCs w:val="19"/>
               </w:rPr>
-              <w:t xml:space="preserve">Penn State ATS, this season</w:t>
+              <w:t xml:space="preserve">2025 PF / PA</w:t>
             </w:r>
           </w:p>
         </w:tc>
@@ -1830,7 +1998,55 @@
                 <w:sz w:val="19"/>
                 <w:szCs w:val="19"/>
               </w:rPr>
-              <w:t xml:space="preserve">1-1 (50%, 51st)</w:t>
+              <w:t xml:space="preserve">Clemson 344/245, North Carolina 231/294</w:t>
+            </w:r>
+          </w:p>
+        </w:tc>
+      </w:tr>
+      <w:tr>
+        <w:tc>
+          <w:tcPr>
+            <w:tcW w:type="dxa" w:w="3830"/>
+            <w:shd w:fill="FFFFFF" w:val="clear"/>
+            <w:tcMar>
+              <w:top w:type="dxa" w:w="60"/>
+              <w:left w:type="dxa" w:w="120"/>
+              <w:bottom w:type="dxa" w:w="60"/>
+              <w:right w:type="dxa" w:w="120"/>
+            </w:tcMar>
+          </w:tcPr>
+          <w:p>
+            <w:r>
+              <w:rPr>
+                <w:b w:val="false"/>
+                <w:bCs w:val="false"/>
+                <w:sz w:val="19"/>
+                <w:szCs w:val="19"/>
+              </w:rPr>
+              <w:t xml:space="preserve">Returning OL snaps</w:t>
+            </w:r>
+          </w:p>
+        </w:tc>
+        <w:tc>
+          <w:tcPr>
+            <w:tcW w:type="dxa" w:w="6250"/>
+            <w:shd w:fill="FFFFFF" w:val="clear"/>
+            <w:tcMar>
+              <w:top w:type="dxa" w:w="60"/>
+              <w:left w:type="dxa" w:w="120"/>
+              <w:bottom w:type="dxa" w:w="60"/>
+              <w:right w:type="dxa" w:w="120"/>
+            </w:tcMar>
+          </w:tcPr>
+          <w:p>
+            <w:r>
+              <w:rPr>
+                <w:b/>
+                <w:bCs/>
+                <w:sz w:val="19"/>
+                <w:szCs w:val="19"/>
+              </w:rPr>
+              <w:t xml:space="preserve">North Carolina 1,126 (135th FBS)</w:t>
             </w:r>
           </w:p>
         </w:tc>
@@ -1846,7 +2062,7 @@
         <w:spacing w:after="160" w:line="276"/>
       </w:pPr>
       <w:r>
-        <w:t xml:space="preserve">Penn State's TARP continuity rank of 1 is the single strongest forward-looking signal in our ratings, and it is the reason the market is willing to lay 41 with them. But SP+ has them at +15.7 against Buffalo's -11.9, a 27.6-point gap, and adding a 3.2-point home edge gets to Penn State -30.8. The book is asking for ten more points than that.</w:t>
+        <w:t xml:space="preserve">Clemson is laying 3. SP+ plus home field puts the number at 11.5 — Clemson +12.8, 38th nationally, against North Carolina +3.8, 96th — an 8.5-point gap.</w:t>
       </w:r>
     </w:p>
     <w:p>
@@ -1854,7 +2070,7 @@
         <w:spacing w:after="160" w:line="276"/>
       </w:pPr>
       <w:r>
-        <w:t xml:space="preserve">Buffalo's defense is the reason. They grade 84.6, essentially level with Penn State's own 85.4, and they allowed 282 points in 2025 against the Nittany Lions' 257 — a 25-point difference across a full season. The offensive gap is real (81.3 to 72.0) but it is not the kind of gap that produces six-touchdown games. Against the number this season Penn State is 1-1 and Buffalo is 0-2; the power table now carries current-season cover rates rather than the 2022 figures it used to, and at two games apiece neither record argues for or against this side.</w:t>
+        <w:t xml:space="preserve">Clemson is Dabo Swinney at 186-53 (77.8%) straight up. OC Chad Morris runs the most even concept distribution among ACC contenders: inside zone 16.6%, counter 12.0%, power 10.7%. DC Tom Allen's shell is a hybrid 2-4-5 and 3-3-5 with a near-even Cover-3 / Cover-1 split (33.0% / 31.0%), the most man-willing contender defense in the conference, and it returns four of its top five tacklers with portal safeties Jerome Carter and Corey Myrick added. The defense grades 89.9 overall, 88.7 against the run, 81.2 in coverage. Chris Vizzina came out of spring as QB1 with no portal addition behind him.</w:t>
       </w:r>
     </w:p>
     <w:p>
@@ -1862,7 +2078,15 @@
         <w:spacing w:after="160" w:line="276"/>
       </w:pPr>
       <w:r>
-        <w:t xml:space="preserve">The case against: continuity ranks of 1 versus 129 is not nothing, and our SP+ inputs are 2025 numbers describing a Penn State team that has since reloaded while Buffalo did not. If the Nittany Lions are genuinely better than their 2025 rating and Buffalo worse, the true gap is wider than 27.6 and this line is fair. That is the specific risk in every big-dog play on this page.</w:t>
+        <w:t xml:space="preserve">North Carolina is Bill Belichick's second year after a 4-8 debut that finished outside the top 100 in nearly every offensive metric. OC Freddie Kitchens was fired and Bobby Petrino takes over the offense; the returning offensive line is 1,126 snaps, 135th in FBS. Steve Belichick's defense continues unchanged — a 2-4-5 (66.9%) and 2-5-4 (18.1%) sub-package structure with Cover-3 at 32.0% and Cover-1 at 29.8% — but the top three tacklers depart, with Edge Melkart Abou-Jaoude and his 10.5 sacks the main returner. The unit-matchup table favours Clemson in all five pairings on that side of the ball: +29.6 run block against run defense, +17.3 receivers against coverage, +15.6 pass offense against pass rush.</w:t>
+      </w:r>
+    </w:p>
+    <w:p>
+      <w:pPr>
+        <w:spacing w:after="160" w:line="276"/>
+      </w:pPr>
+      <w:r>
+        <w:t xml:space="preserve">Against the number: Clemson is 0-2 against the spread this season and Swinney's career mark is 124-109-1, close to even. Clemson's own schedule file flags this as a sandwich spot — a short-rest Friday game at Cal follows, with Miami in week 5. Both offensive lines grade 59.1 at run blocking, and North Carolina's front seven averages 73.6 against a Clemson line-and-backfield unit at 67.3.</w:t>
       </w:r>
     </w:p>
     <w:p>
@@ -1872,7 +2096,7 @@
       <w:r>
         <w:drawing>
           <wp:inline distT="0" distB="0" distL="0" distR="0">
-            <wp:extent cx="6400800" cy="5048250"/>
+            <wp:extent cx="6400800" cy="5153025"/>
             <wp:effectExtent t="0" r="0" b="0" l="0"/>
             <wp:docPr id="1" name="" descr="" title=""/>
             <wp:cNvGraphicFramePr>
@@ -1897,7 +2121,7 @@
                   <pic:spPr bwMode="auto">
                     <a:xfrm>
                       <a:off x="0" y="0"/>
-                      <a:ext cx="6400800" cy="5048250"/>
+                      <a:ext cx="6400800" cy="5153025"/>
                     </a:xfrm>
                     <a:prstGeom prst="rect">
                       <a:avLst/>
@@ -1996,7 +2220,7 @@
         <w:spacing w:after="40"/>
       </w:pPr>
       <w:r>
-        <w:t xml:space="preserve">Rutgers +21.5</w:t>
+        <w:t xml:space="preserve">Nevada -3.5</w:t>
       </w:r>
     </w:p>
     <w:p>
@@ -2009,7 +2233,7 @@
           <w:sz w:val="21"/>
           <w:szCs w:val="21"/>
         </w:rPr>
-        <w:t xml:space="preserve">USC Trojans @ Rutgers Scarlet Knights</w:t>
+        <w:t xml:space="preserve">Nevada Wolf Pack @ Middle Tennessee Blue Raiders</w:t>
       </w:r>
     </w:p>
     <w:tbl>
@@ -2071,7 +2295,7 @@
                 <w:sz w:val="19"/>
                 <w:szCs w:val="19"/>
               </w:rPr>
-              <w:t xml:space="preserve">Rutgers +21.5</w:t>
+              <w:t xml:space="preserve">Middle Tennessee +3.5</w:t>
             </w:r>
           </w:p>
         </w:tc>
@@ -2096,7 +2320,7 @@
                 <w:sz w:val="19"/>
                 <w:szCs w:val="19"/>
               </w:rPr>
-              <w:t xml:space="preserve">Our number</w:t>
+              <w:t xml:space="preserve">Model number</w:t>
             </w:r>
           </w:p>
         </w:tc>
@@ -2119,7 +2343,7 @@
                 <w:sz w:val="19"/>
                 <w:szCs w:val="19"/>
               </w:rPr>
-              <w:t xml:space="preserve">Rutgers +12.4</w:t>
+              <w:t xml:space="preserve">Middle Tennessee +11.8</w:t>
             </w:r>
           </w:p>
         </w:tc>
@@ -2167,7 +2391,7 @@
                 <w:sz w:val="19"/>
                 <w:szCs w:val="19"/>
               </w:rPr>
-              <w:t xml:space="preserve">9.1 pts</w:t>
+              <w:t xml:space="preserve">8.3 pts</w:t>
             </w:r>
           </w:p>
         </w:tc>
@@ -2215,55 +2439,55 @@
                 <w:sz w:val="19"/>
                 <w:szCs w:val="19"/>
               </w:rPr>
-              <w:t xml:space="preserve">USC +16.8 vs Rutgers +1.8</w:t>
-            </w:r>
-          </w:p>
-        </w:tc>
-      </w:tr>
-      <w:tr>
-        <w:tc>
-          <w:tcPr>
-            <w:tcW w:type="dxa" w:w="3830"/>
-            <w:shd w:fill="FFFFFF" w:val="clear"/>
-            <w:tcMar>
-              <w:top w:type="dxa" w:w="60"/>
-              <w:left w:type="dxa" w:w="120"/>
-              <w:bottom w:type="dxa" w:w="60"/>
-              <w:right w:type="dxa" w:w="120"/>
-            </w:tcMar>
-          </w:tcPr>
-          <w:p>
-            <w:r>
-              <w:rPr>
-                <w:b w:val="false"/>
-                <w:bCs w:val="false"/>
-                <w:sz w:val="19"/>
-                <w:szCs w:val="19"/>
-              </w:rPr>
-              <w:t xml:space="preserve">Rutgers offense grade</w:t>
-            </w:r>
-          </w:p>
-        </w:tc>
-        <w:tc>
-          <w:tcPr>
-            <w:tcW w:type="dxa" w:w="6250"/>
-            <w:shd w:fill="FFFFFF" w:val="clear"/>
-            <w:tcMar>
-              <w:top w:type="dxa" w:w="60"/>
-              <w:left w:type="dxa" w:w="120"/>
-              <w:bottom w:type="dxa" w:w="60"/>
-              <w:right w:type="dxa" w:w="120"/>
-            </w:tcMar>
-          </w:tcPr>
-          <w:p>
-            <w:r>
-              <w:rPr>
-                <w:b/>
-                <w:bCs/>
-                <w:sz w:val="19"/>
-                <w:szCs w:val="19"/>
-              </w:rPr>
-              <w:t xml:space="preserve">89.5</w:t>
+              <w:t xml:space="preserve">Nevada -12.2 (115th) vs Middle Tennessee -26.0 (125th)</w:t>
+            </w:r>
+          </w:p>
+        </w:tc>
+      </w:tr>
+      <w:tr>
+        <w:tc>
+          <w:tcPr>
+            <w:tcW w:type="dxa" w:w="3830"/>
+            <w:shd w:fill="FFFFFF" w:val="clear"/>
+            <w:tcMar>
+              <w:top w:type="dxa" w:w="60"/>
+              <w:left w:type="dxa" w:w="120"/>
+              <w:bottom w:type="dxa" w:w="60"/>
+              <w:right w:type="dxa" w:w="120"/>
+            </w:tcMar>
+          </w:tcPr>
+          <w:p>
+            <w:r>
+              <w:rPr>
+                <w:b w:val="false"/>
+                <w:bCs w:val="false"/>
+                <w:sz w:val="19"/>
+                <w:szCs w:val="19"/>
+              </w:rPr>
+              <w:t xml:space="preserve">Home edge</w:t>
+            </w:r>
+          </w:p>
+        </w:tc>
+        <w:tc>
+          <w:tcPr>
+            <w:tcW w:type="dxa" w:w="6250"/>
+            <w:shd w:fill="FFFFFF" w:val="clear"/>
+            <w:tcMar>
+              <w:top w:type="dxa" w:w="60"/>
+              <w:left w:type="dxa" w:w="120"/>
+              <w:bottom w:type="dxa" w:w="60"/>
+              <w:right w:type="dxa" w:w="120"/>
+            </w:tcMar>
+          </w:tcPr>
+          <w:p>
+            <w:r>
+              <w:rPr>
+                <w:b/>
+                <w:bCs/>
+                <w:sz w:val="19"/>
+                <w:szCs w:val="19"/>
+              </w:rPr>
+              <w:t xml:space="preserve">+2.0</w:t>
             </w:r>
           </w:p>
         </w:tc>
@@ -2288,7 +2512,7 @@
                 <w:sz w:val="19"/>
                 <w:szCs w:val="19"/>
               </w:rPr>
-              <w:t xml:space="preserve">USC defense grade</w:t>
+              <w:t xml:space="preserve">2025 PF / PA</w:t>
             </w:r>
           </w:p>
         </w:tc>
@@ -2311,7 +2535,55 @@
                 <w:sz w:val="19"/>
                 <w:szCs w:val="19"/>
               </w:rPr>
-              <w:t xml:space="preserve">77.2</w:t>
+              <w:t xml:space="preserve">Nevada 211/330, Middle Tennessee 269/371</w:t>
+            </w:r>
+          </w:p>
+        </w:tc>
+      </w:tr>
+      <w:tr>
+        <w:tc>
+          <w:tcPr>
+            <w:tcW w:type="dxa" w:w="3830"/>
+            <w:shd w:fill="FFFFFF" w:val="clear"/>
+            <w:tcMar>
+              <w:top w:type="dxa" w:w="60"/>
+              <w:left w:type="dxa" w:w="120"/>
+              <w:bottom w:type="dxa" w:w="60"/>
+              <w:right w:type="dxa" w:w="120"/>
+            </w:tcMar>
+          </w:tcPr>
+          <w:p>
+            <w:r>
+              <w:rPr>
+                <w:b w:val="false"/>
+                <w:bCs w:val="false"/>
+                <w:sz w:val="19"/>
+                <w:szCs w:val="19"/>
+              </w:rPr>
+              <w:t xml:space="preserve">Derek Mason record</w:t>
+            </w:r>
+          </w:p>
+        </w:tc>
+        <w:tc>
+          <w:tcPr>
+            <w:tcW w:type="dxa" w:w="6250"/>
+            <w:shd w:fill="FFFFFF" w:val="clear"/>
+            <w:tcMar>
+              <w:top w:type="dxa" w:w="60"/>
+              <w:left w:type="dxa" w:w="120"/>
+              <w:bottom w:type="dxa" w:w="60"/>
+              <w:right w:type="dxa" w:w="120"/>
+            </w:tcMar>
+          </w:tcPr>
+          <w:p>
+            <w:r>
+              <w:rPr>
+                <w:b/>
+                <w:bCs/>
+                <w:sz w:val="19"/>
+                <w:szCs w:val="19"/>
+              </w:rPr>
+              <w:t xml:space="preserve">33-72 SU (31.4%), 48-56-1 ATS</w:t>
             </w:r>
           </w:p>
         </w:tc>
@@ -2327,7 +2599,7 @@
         <w:spacing w:after="160" w:line="276"/>
       </w:pPr>
       <w:r>
-        <w:t xml:space="preserve">Rutgers grades 89.5 on offense, the best offensive grade of any team across these five spread games, and they are getting three touchdowns at home. USC is the better team — SP+ has them +16.8 to Rutgers' +1.8 — but a 15-point rating gap plus a 2.6-point home edge for Rutgers produces our number of +12.4, not +21.5.</w:t>
+        <w:t xml:space="preserve">The book has Middle Tennessee at +3.5 at home. SP+ plus home field puts them at +11.8 — Middle Tennessee -26.0, 125th nationally, against Nevada -12.2, 115th — an 8.3-point gap, which makes the side Nevada -3.5.</w:t>
       </w:r>
     </w:p>
     <w:p>
@@ -2335,7 +2607,7 @@
         <w:spacing w:after="160" w:line="276"/>
       </w:pPr>
       <w:r>
-        <w:t xml:space="preserve">The matchup shape supports it. USC's defense grades 77.2, a full twelve points below their own offense, and Rutgers scored 344 points in 2025 against a schedule that included the Big Ten's better defenses. A Rutgers offense that functional against a USC defense that ordinary is a recipe for a game that stays within three scores, which is all this bet needs.</w:t>
+        <w:t xml:space="preserve">Middle Tennessee is Derek Mason at 33-72 (31.4%) straight up and 48-56-1 against the spread. Bodie Reeder's pass-lean menu left for Western Kentucky; Anthony Scelfo arrives from Southeastern Louisiana and the file says he will call a run-heavy game to control clock, bringing portal players and his former offensive line coach with him. QB Roman Gagliano took over in week 12 as a freshman and closed the season with 7 passing touchdowns, 9 big-time throws and no interceptions. DC Brian Stewart keeps the odd fronts — 3-3-5 at 62.9%, 3-4-4 at 26.4% — with a man-forward Cover-1 lead at 29.2%, but six of seven tacklers are gone. Returning offensive line snaps: 2,944, 100th in FBS, and the pass block grade of 48.3 is the second-lowest in these documents, ahead of only Georgia State's 43.1.</w:t>
       </w:r>
     </w:p>
     <w:p>
@@ -2343,7 +2615,15 @@
         <w:spacing w:after="160" w:line="276"/>
       </w:pPr>
       <w:r>
-        <w:t xml:space="preserve">The honest flag: Rutgers allowed 382 points in 2025 and their defense grades 61.2, the worst number in either of these documents. USC scored 438. If this becomes the shootout the grades suggest, the team that can actually stop somebody wins by more than the ratings imply, and 21.5 stops being a large number in a hurry.</w:t>
+        <w:t xml:space="preserve">Nevada is Jeff Choate's third year at 6-19 (24.0%) straight up and 10-11-2 against the spread. New OC Brett Bartolone replaces a run-first scheme with the pass-first spread option he called at Jackson State, and the file records an explicit move to up-tempo after averaging 26.5 seconds per play in 2025. DC Kane Ioane keeps a 2-4-5 base at 67.4% with real dime usage at 10.4% behind a Cover-3 lead. The defense grades 86.6 overall, 82.6 in pass rush and 78.5 in coverage, each ahead of Middle Tennessee's equivalent. DE Dylan Labarbera returns with 10.5 tackles for loss and 6.5 sacks; CB Aiden Walker is listed among the best in the Mountain West.</w:t>
+      </w:r>
+    </w:p>
+    <w:p>
+      <w:pPr>
+        <w:spacing w:after="160" w:line="276"/>
+      </w:pPr>
+      <w:r>
+        <w:t xml:space="preserve">Against the number: Nevada's passing grade is 46.2, the lowest passing grade in these documents, and the receiver room is a near-reset with Marshaun Brown and Ky Woods the only experienced returners. Nevada's line returns 2,417 snaps, 118th. Middle Tennessee is 2-0 against the spread this season, and their run defense grades 90.3 against Nevada's 84.9. The model's edge comes from an SP+ gap built on 2025 data for two teams that both changed offensive coordinator.</w:t>
       </w:r>
     </w:p>
     <w:p>
@@ -2353,7 +2633,7 @@
       <w:r>
         <w:drawing>
           <wp:inline distT="0" distB="0" distL="0" distR="0">
-            <wp:extent cx="6400800" cy="5048250"/>
+            <wp:extent cx="6400800" cy="5153025"/>
             <wp:effectExtent t="0" r="0" b="0" l="0"/>
             <wp:docPr id="1" name="" descr="" title=""/>
             <wp:cNvGraphicFramePr>
@@ -2378,7 +2658,7 @@
                   <pic:spPr bwMode="auto">
                     <a:xfrm>
                       <a:off x="0" y="0"/>
-                      <a:ext cx="6400800" cy="5048250"/>
+                      <a:ext cx="6400800" cy="5153025"/>
                     </a:xfrm>
                     <a:prstGeom prst="rect">
                       <a:avLst/>
@@ -2413,7 +2693,7 @@
       <w:r>
         <w:drawing>
           <wp:inline distT="0" distB="0" distL="0" distR="0">
-            <wp:extent cx="6400800" cy="6848475"/>
+            <wp:extent cx="6400800" cy="6953250"/>
             <wp:effectExtent t="0" r="0" b="0" l="0"/>
             <wp:docPr id="1" name="" descr="" title=""/>
             <wp:cNvGraphicFramePr>
@@ -2438,7 +2718,7 @@
                   <pic:spPr bwMode="auto">
                     <a:xfrm>
                       <a:off x="0" y="0"/>
-                      <a:ext cx="6400800" cy="6848475"/>
+                      <a:ext cx="6400800" cy="6953250"/>
                     </a:xfrm>
                     <a:prstGeom prst="rect">
                       <a:avLst/>

--- a/articles/Week3_Spreads.docx
+++ b/articles/Week3_Spreads.docx
@@ -31,7 +31,7 @@
         <w:spacing w:after="160" w:line="276"/>
       </w:pPr>
       <w:r>
-        <w:t xml:space="preserve">Every figure in these pages is verified against the underlying data and each player's role, target or carry share and injury status against this week's reports. The ATS and over/under records in the hub's power table were 2022 figures through the first version of these documents; they now come from TeamRankings and cover the current season, and the screenshots, fact tables and commentary here are rebuilt on that data.</w:t>
+        <w:t xml:space="preserve">Every figure here is verified against the underlying data, and each player's role, target or carry share and injury status against this week's reports. The ATS and over/under records in the hub's power table were 2022 figures until this week; they now come from TeamRankings and cover the current season.</w:t>
       </w:r>
     </w:p>
     <w:p>
@@ -475,7 +475,7 @@
         <w:spacing w:after="160" w:line="276"/>
       </w:pPr>
       <w:r>
-        <w:t xml:space="preserve">Against the number: UCF lost 64 players to the portal against 33 inbound. Both teams are 2-0 against the spread this season, two games each. This is the largest lay on the card, and a late backdoor cover is how Kennesaw State beat the week-2 spread pick in this series.</w:t>
+        <w:t xml:space="preserve">The Five Factors point the same way. Georgia State's offense ranks 94th nationally in success rate, 102nd in finishing drives and 132nd in field position; the defense ranks 126th in success rate, 123rd in havoc and 128th in finishing drives. UCF's defense grades 90.3, 22nd in FBS, against a Georgia State offense grading 61.3, 129th. TAN power rating separates them 60th to 131st and Net RP 24th to 60th, and UCF plays at the faster tempo of the two, which adds possessions to the side with the rating edge.</w:t>
       </w:r>
     </w:p>
     <w:p>
@@ -1012,7 +1012,7 @@
         <w:spacing w:after="160" w:line="276"/>
       </w:pPr>
       <w:r>
-        <w:t xml:space="preserve">Against the number: Indiana scored 532 and allowed 131 in 2025, the widest margin on this card. Western Kentucky's quarterback job ran into fall camp between Rodney Tisdale (six starts, 9:7 TD-to-INT), Brock Glenn (175 attempts at Florida State) and Caleb McMickle (no career attempts), and this is their third straight road game to open the season with no FBS home game until October 8. Both teams are 0-2 against the spread this season.</w:t>
+        <w:t xml:space="preserve">Support for the points: Indiana's scoring profile is efficiency rather than explosiveness — 2nd nationally in offensive success rate and 3rd in finishing drives, but 99th in explosiveness, with the defense 1st in havoc and 1st in finishing drives against 110th in explosiveness allowed. That is a team built to take drives away, not to score in chunks, and a 44.5-point number prices chunks. Western Kentucky's defense ranks 19th nationally in success rate and 11th in finishing drives, better than its 79.3 grade suggests. Indiana's tempo is 11th fastest in the country, which shortens each possession and hands a trailing team more of them.</w:t>
       </w:r>
     </w:p>
     <w:p>
@@ -1549,7 +1549,7 @@
         <w:spacing w:after="160" w:line="276"/>
       </w:pPr>
       <w:r>
-        <w:t xml:space="preserve">Against the number: Houston brings the fourth-most experienced returning offensive line in the country against Tech's front seven, and Houston's own schedule file flags week 4 at Georgia Southern as the sandwich spot rather than this game. Texas Tech is 0-2 against the spread this season, 107th nationally.</w:t>
+        <w:t xml:space="preserve">Support: Texas Tech's defense ranks 3rd nationally in success rate, 2nd in havoc and 4th in finishing drives, and grades 96.5, first in FBS. The offense ranks 1st nationally in field position and grades 85.6, 17th. Houston's offense ranks 89th in success rate and 103rd in finishing drives with a pass block grade of 49.2, 127th, against that front. TAN has Texas Tech 7th and Houston 36th, Net RP 2nd and 26th, and Texas Tech plays at the 6th-fastest tempo in the country against Houston's 72nd.</w:t>
       </w:r>
     </w:p>
     <w:p>
@@ -2086,7 +2086,7 @@
         <w:spacing w:after="160" w:line="276"/>
       </w:pPr>
       <w:r>
-        <w:t xml:space="preserve">Against the number: Clemson is 0-2 against the spread this season and Swinney's career mark is 124-109-1, close to even. Clemson's own schedule file flags this as a sandwich spot — a short-rest Friday game at Cal follows, with Miami in week 5. Both offensive lines grade 59.1 at run blocking, and North Carolina's front seven averages 73.6 against a Clemson line-and-backfield unit at 67.3.</w:t>
+        <w:t xml:space="preserve">Support: Clemson's defense ranks 8th nationally in havoc, 10th in finishing drives, 22nd in field position and 23rd in success rate, grading 89.9 overall, 28th in FBS, with coverage at 81.2, 39th. North Carolina's offense ranks 113th in success rate, 117th in explosiveness and 109th in finishing drives, grading 68.2, 99th. Clemson holds all five unit matchups on that side of the ball — +29.6 run block against run defense, +17.3 receivers against coverage, +15.6 pass offense against pass rush — and the starter table puts Clemson's front seven at a 81.1 unit average against a North Carolina line at 47.5. TAN separates them 23rd to 53rd and Net RP 72nd to 107th.</w:t>
       </w:r>
     </w:p>
     <w:p>
@@ -2607,7 +2607,7 @@
         <w:spacing w:after="160" w:line="276"/>
       </w:pPr>
       <w:r>
-        <w:t xml:space="preserve">Middle Tennessee is Derek Mason at 33-72 (31.4%) straight up and 48-56-1 against the spread. Bodie Reeder's pass-lean menu left for Western Kentucky; Anthony Scelfo arrives from Southeastern Louisiana and the file says he will call a run-heavy game to control clock, bringing portal players and his former offensive line coach with him. QB Roman Gagliano took over in week 12 as a freshman and closed the season with 7 passing touchdowns, 9 big-time throws and no interceptions. DC Brian Stewart keeps the odd fronts — 3-3-5 at 62.9%, 3-4-4 at 26.4% — with a man-forward Cover-1 lead at 29.2%, but six of seven tacklers are gone. Returning offensive line snaps: 2,944, 100th in FBS, and the pass block grade of 48.3 is the second-lowest in these documents, ahead of only Georgia State's 43.1.</w:t>
+        <w:t xml:space="preserve">Middle Tennessee is Derek Mason at 33-72 (31.4%) straight up and 48-56-1 against the spread. Bodie Reeder's pass-lean menu left for Western Kentucky; Anthony Scelfo arrives from Southeastern Louisiana and the file says he will call a run-heavy game to control clock, bringing portal players and his former offensive line coach with him. QB Roman Gagliano took over in week 12 as a freshman and closed the season with 7 passing touchdowns, 9 big-time throws and no interceptions. DC Brian Stewart keeps the odd fronts — 3-3-5 at 62.9%, 3-4-4 at 26.4% — with a man-forward Cover-1 lead at 29.2%, but six of seven tacklers are gone. Returning offensive line snaps: 2,944, 100th in FBS, and the pass block grade of 48.3 ranks 128th in FBS.</w:t>
       </w:r>
     </w:p>
     <w:p>
@@ -2623,7 +2623,7 @@
         <w:spacing w:after="160" w:line="276"/>
       </w:pPr>
       <w:r>
-        <w:t xml:space="preserve">Against the number: Nevada's passing grade is 46.2, the lowest passing grade in these documents, and the receiver room is a near-reset with Marshaun Brown and Ky Woods the only experienced returners. Nevada's line returns 2,417 snaps, 118th. Middle Tennessee is 2-0 against the spread this season, and their run defense grades 90.3 against Nevada's 84.9. The model's edge comes from an SP+ gap built on 2025 data for two teams that both changed offensive coordinator.</w:t>
+        <w:t xml:space="preserve">Support: Middle Tennessee's defense ranks 107th nationally in success rate, 102nd in finishing drives and 90th in explosiveness allowed, and the offense ranks 116th in finishing drives and 116th in havoc allowed behind that 128th-ranked pass protection. Nevada's defense grades 86.6, 35th in FBS, with pass rush at 82.6, 24th, and coverage at 78.5, 47th, and ranks 37th nationally in explosiveness allowed and 40th in field position — three top-50 units against an offense grading 63.1, 123rd. Net RP has Nevada 104th to Middle Tennessee's 113th before the 13.8-point SP+ gap is applied.</w:t>
       </w:r>
     </w:p>
     <w:p>

--- a/articles/Week3_Spreads.docx
+++ b/articles/Week3_Spreads.docx
@@ -23,7 +23,7 @@
           <w:sz w:val="21"/>
           <w:szCs w:val="21"/>
         </w:rPr>
-        <w:t xml:space="preserve">Week 3 · September 18–20, 2026</w:t>
+        <w:t xml:space="preserve">Week 3 · September 18-20, 2026</w:t>
       </w:r>
     </w:p>
     <w:p>
@@ -39,7 +39,7 @@
         <w:spacing w:after="160" w:line="276"/>
       </w:pPr>
       <w:r>
-        <w:t xml:space="preserve">Five spreads where the book and the power ratings disagree most. The model number is SP+ differential plus home-field edge; the gap is the distance between it and the market.</w:t>
+        <w:t xml:space="preserve">Five spreads where the book and the power ratings disagree most. The model number is SP+ differential plus home field edge; the gap is the distance between it and the market.</w:t>
       </w:r>
     </w:p>
     <w:p>
@@ -47,7 +47,7 @@
         <w:spacing w:after="160" w:line="276"/>
       </w:pPr>
       <w:r>
-        <w:t xml:space="preserve">These are the five largest disagreements on the slate, unfiltered. An earlier cut screened out large lines on the theory that the model handles close games better. That did not survive testing: across 138 rated games the mean disagreement between book and model is flat by line size (3.40 / 3.67 / 3.90 / 3.06 / 4.28 from pick-em up through 28-point favourites), the correlation is +0.09, and there is no directional bias anywhere on the curve. Line size filters nothing.</w:t>
+        <w:t xml:space="preserve">These are the five largest disagreements on the slate, unfiltered. An earlier cut screened out large lines on the theory that the model handles close games better. That did not survive testing. Across 138 rated games the mean disagreement between book and model is flat by line size (3.40 / 3.67 / 3.90 / 3.06 / 4.28 from pick-em up through 28-point favorites), the correlation is +0.09, and there is no directional bias anywhere on the curve. Line size filters nothing.</w:t>
       </w:r>
     </w:p>
     <w:p>
@@ -55,7 +55,7 @@
         <w:spacing w:after="160" w:line="276"/>
       </w:pPr>
       <w:r>
-        <w:t xml:space="preserve">Scheme, coordinator and coach figures come from the team file (team_ratings_2025.csv): head-coach straight-up and against-the-spread records, coordinator scheme distributions, returning offensive line snaps and the per-team notes. Grades are 2025 PFF. Records marked “this season” are 2026 to date.</w:t>
+        <w:t xml:space="preserve">Scheme, coordinator and coach figures come from the team file (team_ratings_2025.csv): HC records straight up and against the spread, coordinator scheme distributions, returning OL snaps and the per-team notes. Grades are 2025 PFF, ranked out of the 136 graded FBS teams. Records marked “this season” are 2026 to date.</w:t>
       </w:r>
     </w:p>
     <w:p>
@@ -243,7 +243,7 @@
                 <w:sz w:val="19"/>
                 <w:szCs w:val="19"/>
               </w:rPr>
-              <w:t xml:space="preserve">12.0 pts — largest on the slate</w:t>
+              <w:t xml:space="preserve">12.0 pts, largest on the slate</w:t>
             </w:r>
           </w:p>
         </w:tc>
@@ -412,7 +412,7 @@
                 <w:sz w:val="19"/>
                 <w:szCs w:val="19"/>
               </w:rPr>
-              <w:t xml:space="preserve">Dell McGee record</w:t>
+              <w:t xml:space="preserve">HC Dell McGee</w:t>
             </w:r>
           </w:p>
         </w:tc>
@@ -451,7 +451,7 @@
         <w:spacing w:after="160" w:line="276"/>
       </w:pPr>
       <w:r>
-        <w:t xml:space="preserve">The book has UCF at -17.5. SP+ differential plus home field puts the number at -29.5 — UCF +2.3, Georgia State -25.1, home edge +2.1 — a 12.0-point gap, the largest on the slate.</w:t>
+        <w:t xml:space="preserve">Book has UCF -17.5. SP+ differential plus home field puts it at -29.5: UCF +2.3, Georgia State -25.1, home edge +2.1. The 12.0-point gap is the largest on the slate.</w:t>
       </w:r>
     </w:p>
     <w:p>
@@ -459,7 +459,7 @@
         <w:spacing w:after="160" w:line="276"/>
       </w:pPr>
       <w:r>
-        <w:t xml:space="preserve">Georgia State is in Dell McGee's third season at 4-20 straight up (16.7%) and 6-16 against the spread, coming off 1-11 in 2025. The team file records a bottom-ten FBS finish in success rate, EPA and finishing drives, and a significant defensive staff overhaul: Cam Clark and John Haneline take over a multiple front expected to be safety-driven with nickel play the key. Hue Jackson calls a pro-style, run-first offense with Cameran Brown the expected starter. The 2025 defense allowed 454 points.</w:t>
+        <w:t xml:space="preserve">Georgia State is in year 3 under Dell McGee, 4-20 SU (16.7%) and 6-16 ATS, coming off 1-11. The team file has them bottom 10 FBS in Success Rate, EPA and Finishing Drives with a significant defensive staff overhaul; Cam Clark and John Haneline take over a multiple front expected to be Safety driven with nickel play the key. OC Hue Jackson is pro-style, run-first, with QB Cameran Brown the expected starter. Defense allowed 454 points in 2025.</w:t>
       </w:r>
     </w:p>
     <w:p>
@@ -467,7 +467,7 @@
         <w:spacing w:after="160" w:line="276"/>
       </w:pPr>
       <w:r>
-        <w:t xml:space="preserve">UCF is Scott Frost's second year, 40-45 (47.1%) straight up and 34-33-3 against the spread for his career. Steve Cooper's offense is inside-zone based with power accents — IZ 23.3%, outside zone 13.9%, power 10.6%. Alex Grinch's defense runs a 2-4-5 base 68.5% of the time behind a man-aggressive shell, Cover-1 at 32.9%. The offensive line returns 5,006 snaps, 17th in FBS, and QB Alonza Barnett III arrives from James Madison as the Sun Belt Player of the Year with 49 career passing touchdowns and 23 rushing.</w:t>
+        <w:t xml:space="preserve">UCF is Scott Frost year 2, 40-45 SU (47.1%) and 34-33-3 ATS career. OC Steve Cooper runs IZ with Power accents (IZ 23.3%, OZ 13.9%, Power 10.6%). DC Alex Grinch sits in a 2-4-5 base 68.5% behind a man-aggressive shell, Cover-1 32.9%. Returning OL snaps: 5,006 (17th FBS). QB Alonza Barnett III arrives from James Madison as Sun Belt Player of the Year, 49 career passing TDs plus 23 on the ground.</w:t>
       </w:r>
     </w:p>
     <w:p>
@@ -475,7 +475,7 @@
         <w:spacing w:after="160" w:line="276"/>
       </w:pPr>
       <w:r>
-        <w:t xml:space="preserve">The Five Factors point the same way. Georgia State's offense ranks 94th nationally in success rate, 102nd in finishing drives and 132nd in field position; the defense ranks 126th in success rate, 123rd in havoc and 128th in finishing drives. UCF's defense grades 90.3, 22nd in FBS, against a Georgia State offense grading 61.3, 129th. TAN power rating separates them 60th to 131st and Net RP 24th to 60th, and UCF plays at the faster tempo of the two, which adds possessions to the side with the rating edge.</w:t>
+        <w:t xml:space="preserve">Five Factors agree. Georgia State's offense ranks 94th in Success Rate, 102nd in Finishing Drives, 132nd in Field Position; the defense is 126th, 123rd in Havoc and 128th in Finishing Drives. UCF's defense grades 90.3 (22nd FBS) against a Georgia State offense grading 61.3 (129th). TAN separates them 60th to 131st, Net RP 24th to 60th, and UCF plays the faster tempo of the two, which adds possessions to the side with the rating edge.</w:t>
       </w:r>
     </w:p>
     <w:p>
@@ -949,7 +949,7 @@
                 <w:sz w:val="19"/>
                 <w:szCs w:val="19"/>
               </w:rPr>
-              <w:t xml:space="preserve">Tyson Helton record</w:t>
+              <w:t xml:space="preserve">HC Tyson Helton</w:t>
             </w:r>
           </w:p>
         </w:tc>
@@ -988,7 +988,7 @@
         <w:spacing w:after="160" w:line="276"/>
       </w:pPr>
       <w:r>
-        <w:t xml:space="preserve">Indiana is laying 44.5. SP+ plus home field puts the number at 32.6 — Indiana +24.5, Western Kentucky -5.3 — an 11.9-point gap.</w:t>
+        <w:t xml:space="preserve">Indiana lays 44.5. SP+ plus home field puts it at 32.6: Indiana +24.5, Western Kentucky -5.3, an 11.9-point gap.</w:t>
       </w:r>
     </w:p>
     <w:p>
@@ -996,7 +996,7 @@
         <w:spacing w:after="160" w:line="276"/>
       </w:pPr>
       <w:r>
-        <w:t xml:space="preserve">Indiana is Curt Cignetti's third year at 46-6 (88.5%) straight up and 33-18 against the spread, with full staff continuity behind him: OC Mike Shanahan in year three running the Big Ten's most middle-committed ground game (31.0% of direction, inside zone 28.7%, man 17.3%), DC Bryant Haines in year three keeping the title-winning 4-2-5 base over a Cover-3 spine at 36.8%. QB Josh Hoover arrives from TCU with a 70:33 career touchdown-to-interception ratio; his turnover-worthy-play rate rises from 4.4% to 12.4% under pressure. Indiana plays every September game at home.</w:t>
+        <w:t xml:space="preserve">Indiana is Cignetti year 3 at 46-6 SU (88.5%) and 33-18 ATS with full continuity behind him. OC Mike Shanahan is in year 3 running the B1G's most Middle-committed ground game (31.0% direction, IZ 28.7%, Man 17.3%); DC Bryant Haines is year 3 and the title-winning unit keeps its 4-2-5 lead over a Cover-3 spine (36.8%). QB Josh Hoover (TCU) brings a 70:33 TD to INT ratio, but his turnover worthy play rate climbs from 4.4% to 12.4% under pressure. The Hoosiers play every September game at home.</w:t>
       </w:r>
     </w:p>
     <w:p>
@@ -1004,7 +1004,7 @@
         <w:spacing w:after="160" w:line="276"/>
       </w:pPr>
       <w:r>
-        <w:t xml:space="preserve">Western Kentucky is Tyson Helton at 58-35 (62.4%) straight up and 51-36-1 against the spread. OC Bodie Reeder arrives from Middle Tennessee and the file expects the pass-heavy, up-tempo spread to continue; DC Davis Merritt was promoted internally with no scheme change, a 3-3-5 base at 55.6% with a real 2-3-6 dime package at 13.2%. The offense grades 74.6 and the defense 79.3. Returning offensive line snaps: 2,423, 116th in FBS. Nine of the top eleven tacklers are gone.</w:t>
+        <w:t xml:space="preserve">Western Kentucky is Tyson Helton, 58-35 SU (62.4%) and 51-36-1 ATS. New OC Bodie Reeder comes from Middle Tennessee and the pass-heavy, up-tempo spread is expected to continue; DC Davis Merritt was elevated internally with no scheme change, 3-3-5 base 55.6% with a real 2-3-6 dime package at 13.2%. Offense grades 74.6, defense 79.3. Returning OL snaps: 2,423 (116th FBS). Nine of the top 11 tacklers are gone.</w:t>
       </w:r>
     </w:p>
     <w:p>
@@ -1012,7 +1012,7 @@
         <w:spacing w:after="160" w:line="276"/>
       </w:pPr>
       <w:r>
-        <w:t xml:space="preserve">Support for the points: Indiana's scoring profile is efficiency rather than explosiveness — 2nd nationally in offensive success rate and 3rd in finishing drives, but 99th in explosiveness, with the defense 1st in havoc and 1st in finishing drives against 110th in explosiveness allowed. That is a team built to take drives away, not to score in chunks, and a 44.5-point number prices chunks. Western Kentucky's defense ranks 19th nationally in success rate and 11th in finishing drives, better than its 79.3 grade suggests. Indiana's tempo is 11th fastest in the country, which shortens each possession and hands a trailing team more of them.</w:t>
+        <w:t xml:space="preserve">The support for taking points: Indiana scores on efficiency, not explosives. They are 2nd in offensive Success Rate and 3rd in Finishing Drives but 99th in Explosiveness, with a defense 1st in Havoc and 1st in Finishing Drives against 110th in Explosiveness allowed. That is a team built to take drives away, and 44.5 prices chunk plays. Western Kentucky's defense ranks 19th in Success Rate and 11th in Finishing Drives, better than the 79.3 grade reads. Indiana also runs the 11th fastest tempo in the country, which shortens each possession and hands a trailing team more of them.</w:t>
       </w:r>
     </w:p>
     <w:p>
@@ -1486,7 +1486,7 @@
                 <w:sz w:val="19"/>
                 <w:szCs w:val="19"/>
               </w:rPr>
-              <w:t xml:space="preserve">Joey McGuire record</w:t>
+              <w:t xml:space="preserve">HC Joey McGuire</w:t>
             </w:r>
           </w:p>
         </w:tc>
@@ -1525,7 +1525,7 @@
         <w:spacing w:after="160" w:line="276"/>
       </w:pPr>
       <w:r>
-        <w:t xml:space="preserve">Texas Tech is laying 7.5. SP+ plus home field puts the number at 18.2 — Texas Tech +23.1, Houston +8.2, home edge +3.3 — a 10.7-point gap.</w:t>
+        <w:t xml:space="preserve">Texas Tech lays 7.5. SP+ plus home field puts it at 18.2: Texas Tech +23.1, Houston +8.2, home edge +3.3, a 10.7-point gap.</w:t>
       </w:r>
     </w:p>
     <w:p>
@@ -1533,7 +1533,7 @@
         <w:spacing w:after="160" w:line="276"/>
       </w:pPr>
       <w:r>
-        <w:t xml:space="preserve">Texas Tech is Joey McGuire at 35-18 (66.0%) straight up and 30-18-1 against the spread, with scheme continuity: OC Mack Leftwich is inside-zone heavy at 27.5% with counter at 12.1%, and DC Shiel Wood runs a hybrid 2-4-5 (57.6%) and 3-3-5 (33.2%) behind Cover-3 at 24.2%. The file expects the best front seven in the Big 12, naming DE Adam Trick, DE Trey White and DI Anthony Holmes as NFL prospects. The offensive line returns 5,229 snaps, 12th in FBS. Brendan Sorsby departed the program, leaving Will Hammond — listed as questionable off an ACL injury — as the quarterback.</w:t>
+        <w:t xml:space="preserve">Texas Tech is Joey McGuire, 35-18 SU (66.0%) and 30-18-1 ATS, with continuity through the staff. OC Mack Leftwich is IZ-heavy (27.5%) plus Counter (12.1%); DC Shiel Wood runs a hybrid 2-4-5 (57.6%) and 3-3-5 (33.2%) over Cover-3 (24.2%). The file expects the best front 7 in the Big 12, led by DE Adam Trick, DE Trey White and DI Anthony Holmes. Returning OL snaps: 5,229 (12th FBS). Brendan Sorsby departed the program, leaving QB Will Hammond, questionable off an ACL injury.</w:t>
       </w:r>
     </w:p>
     <w:p>
@@ -1541,7 +1541,7 @@
         <w:spacing w:after="160" w:line="276"/>
       </w:pPr>
       <w:r>
-        <w:t xml:space="preserve">Houston is Willie Fritz at 85-65 (56.7%) straight up and 99-67-2 against the spread. OC Slade Nagle's offense is inside-zone based and unusually direction-balanced (23.9% middle, 14.6% left, 13.5% right); DC Austin Armstrong runs a 3-3-5 base at 70.2% with a quarters lead at 30.8%. QB Conner Weigman returns for a fifth season off 25 touchdowns to 9 interceptions plus 11 rushing scores, with RB Makhi Hughes arriving from Oregon. The line returns 5,542 snaps, 4th in FBS, and the 2025 defense ranked 35th in havoc and 19th in pass breakups per game.</w:t>
+        <w:t xml:space="preserve">Houston is Willie Fritz, 85-65 SU (56.7%) and 99-67-2 ATS. OC Slade Nagle is IZ-based and unusually direction-balanced (23.9% M, 14.6% L, 13.5% R); DC Austin Armstrong runs a 3-3-5 base at 70.2% with a Quarters lead (30.8%). QB Conner Weigman returns for a 5th season off 25 TDs to 9 INTs plus 11 rushing scores, with RB Makhi Hughes in from Oregon. Returning OL snaps: 5,542 (4th FBS). The 2025 defense ranked 35th in havoc and 19th in PBUs per game.</w:t>
       </w:r>
     </w:p>
     <w:p>
@@ -1549,7 +1549,7 @@
         <w:spacing w:after="160" w:line="276"/>
       </w:pPr>
       <w:r>
-        <w:t xml:space="preserve">Support: Texas Tech's defense ranks 3rd nationally in success rate, 2nd in havoc and 4th in finishing drives, and grades 96.5, first in FBS. The offense ranks 1st nationally in field position and grades 85.6, 17th. Houston's offense ranks 89th in success rate and 103rd in finishing drives with a pass block grade of 49.2, 127th, against that front. TAN has Texas Tech 7th and Houston 36th, Net RP 2nd and 26th, and Texas Tech plays at the 6th-fastest tempo in the country against Houston's 72nd.</w:t>
+        <w:t xml:space="preserve">The support: Texas Tech's defense ranks 3rd in Success Rate, 2nd in Havoc and 4th in Finishing Drives, grading 96.5 (1st FBS). The offense is 1st in Field Position and grades 85.6 (17th). Houston's offense is 89th in Success Rate and 103rd in Finishing Drives with a pass block grade of 49.2 (127th) against that front. TAN has Tech 7th to Houston's 36th, Net RP 2nd to 26th, and Tech plays the 6th fastest tempo in the country against Houston's 72nd.</w:t>
       </w:r>
     </w:p>
     <w:p>
@@ -2062,7 +2062,7 @@
         <w:spacing w:after="160" w:line="276"/>
       </w:pPr>
       <w:r>
-        <w:t xml:space="preserve">Clemson is laying 3. SP+ plus home field puts the number at 11.5 — Clemson +12.8, 38th nationally, against North Carolina +3.8, 96th — an 8.5-point gap.</w:t>
+        <w:t xml:space="preserve">Clemson lays 3. SP+ plus home field puts it at 11.5: Clemson +12.8 (38th) against North Carolina +3.8 (96th), an 8.5-point gap.</w:t>
       </w:r>
     </w:p>
     <w:p>
@@ -2070,7 +2070,7 @@
         <w:spacing w:after="160" w:line="276"/>
       </w:pPr>
       <w:r>
-        <w:t xml:space="preserve">Clemson is Dabo Swinney at 186-53 (77.8%) straight up. OC Chad Morris runs the most even concept distribution among ACC contenders: inside zone 16.6%, counter 12.0%, power 10.7%. DC Tom Allen's shell is a hybrid 2-4-5 and 3-3-5 with a near-even Cover-3 / Cover-1 split (33.0% / 31.0%), the most man-willing contender defense in the conference, and it returns four of its top five tacklers with portal safeties Jerome Carter and Corey Myrick added. The defense grades 89.9 overall, 88.7 against the run, 81.2 in coverage. Chris Vizzina came out of spring as QB1 with no portal addition behind him.</w:t>
+        <w:t xml:space="preserve">Clemson is Dabo Swinney, 186-53 SU (77.8%). OC Chad Morris runs the most even concept distribution among ACC contenders (IZ 16.6%, Counter 12.0%, Power 10.7%). DC Tom Allen's shell is a hybrid 2-4-5 and 3-3-5 with a near-even Cover-3 / Cover-1 split (33.0% / 31.0%), the most man-willing contender defense in the league, and it gets four of the top 5 tacklers back with Safeties Jerome Carter (Old Dominion) and Corey Myrick (Marshall/Southern Miss) added through the portal. Defense grades 89.9 overall, 88.7 against the run, 81.2 in coverage. QB Chris Vizzina came out of Spring as QB1 with no portal addition behind him.</w:t>
       </w:r>
     </w:p>
     <w:p>
@@ -2078,7 +2078,7 @@
         <w:spacing w:after="160" w:line="276"/>
       </w:pPr>
       <w:r>
-        <w:t xml:space="preserve">North Carolina is Bill Belichick's second year after a 4-8 debut that finished outside the top 100 in nearly every offensive metric. OC Freddie Kitchens was fired and Bobby Petrino takes over the offense; the returning offensive line is 1,126 snaps, 135th in FBS. Steve Belichick's defense continues unchanged — a 2-4-5 (66.9%) and 2-5-4 (18.1%) sub-package structure with Cover-3 at 32.0% and Cover-1 at 29.8% — but the top three tacklers depart, with Edge Melkart Abou-Jaoude and his 10.5 sacks the main returner. The unit-matchup table favours Clemson in all five pairings on that side of the ball: +29.6 run block against run defense, +17.3 receivers against coverage, +15.6 pass offense against pass rush.</w:t>
+        <w:t xml:space="preserve">North Carolina is Belichick year 2 off a 4-8 debut that finished outside the top 100 in nearly every offensive analytic. OC Freddie Kitchens was fired and Bobby Petrino takes over the offense; Petrino means vertical play-action and the deep dig/post tree. Returning OL snaps: 1,126 (135th FBS). Steve Belichick's defense stays unchanged, a 2-4-5 (66.9%) and 2-5-4 (18.1%) NFL sub-package structure with Cover-3 at 32.0% and Cover-1 at 29.8%, but the top three tacklers depart and Edge Melkart Abou-Jaoude returns 10.5 sacks.</w:t>
       </w:r>
     </w:p>
     <w:p>
@@ -2086,7 +2086,7 @@
         <w:spacing w:after="160" w:line="276"/>
       </w:pPr>
       <w:r>
-        <w:t xml:space="preserve">Support: Clemson's defense ranks 8th nationally in havoc, 10th in finishing drives, 22nd in field position and 23rd in success rate, grading 89.9 overall, 28th in FBS, with coverage at 81.2, 39th. North Carolina's offense ranks 113th in success rate, 117th in explosiveness and 109th in finishing drives, grading 68.2, 99th. Clemson holds all five unit matchups on that side of the ball — +29.6 run block against run defense, +17.3 receivers against coverage, +15.6 pass offense against pass rush — and the starter table puts Clemson's front seven at a 81.1 unit average against a North Carolina line at 47.5. TAN separates them 23rd to 53rd and Net RP 72nd to 107th.</w:t>
+        <w:t xml:space="preserve">The support: Clemson's defense is 8th in Havoc, 10th in Finishing Drives, 22nd in Field Position and 23rd in Success Rate, grading 89.9 (28th FBS) with coverage at 81.2 (39th). North Carolina's offense is 113th in Success Rate, 117th in Explosiveness and 109th in Finishing Drives, grading 68.2 (99th). Clemson takes all five unit matchups on that side: +29.6 run block against run defense, +17.3 receivers against coverage, +15.6 pass offense against pass rush. The starter table puts Clemson's front 7 at a 81.1 unit average against a North Carolina line at 47.5. TAN separates them 23rd to 53rd, Net RP 72nd to 107th.</w:t>
       </w:r>
     </w:p>
     <w:p>
@@ -2560,7 +2560,7 @@
                 <w:sz w:val="19"/>
                 <w:szCs w:val="19"/>
               </w:rPr>
-              <w:t xml:space="preserve">Derek Mason record</w:t>
+              <w:t xml:space="preserve">HC Derek Mason</w:t>
             </w:r>
           </w:p>
         </w:tc>
@@ -2599,7 +2599,7 @@
         <w:spacing w:after="160" w:line="276"/>
       </w:pPr>
       <w:r>
-        <w:t xml:space="preserve">The book has Middle Tennessee at +3.5 at home. SP+ plus home field puts them at +11.8 — Middle Tennessee -26.0, 125th nationally, against Nevada -12.2, 115th — an 8.3-point gap, which makes the side Nevada -3.5.</w:t>
+        <w:t xml:space="preserve">Book has Middle Tennessee +3.5 at home. SP+ plus home field puts them at +11.8: Middle Tennessee -26.0 (125th) against Nevada -12.2 (115th), an 8.3-point gap, which makes the side Nevada -3.5.</w:t>
       </w:r>
     </w:p>
     <w:p>
@@ -2607,7 +2607,7 @@
         <w:spacing w:after="160" w:line="276"/>
       </w:pPr>
       <w:r>
-        <w:t xml:space="preserve">Middle Tennessee is Derek Mason at 33-72 (31.4%) straight up and 48-56-1 against the spread. Bodie Reeder's pass-lean menu left for Western Kentucky; Anthony Scelfo arrives from Southeastern Louisiana and the file says he will call a run-heavy game to control clock, bringing portal players and his former offensive line coach with him. QB Roman Gagliano took over in week 12 as a freshman and closed the season with 7 passing touchdowns, 9 big-time throws and no interceptions. DC Brian Stewart keeps the odd fronts — 3-3-5 at 62.9%, 3-4-4 at 26.4% — with a man-forward Cover-1 lead at 29.2%, but six of seven tacklers are gone. Returning offensive line snaps: 2,944, 100th in FBS, and the pass block grade of 48.3 ranks 128th in FBS.</w:t>
+        <w:t xml:space="preserve">Middle Tennessee is Derek Mason, 33-72 SU (31.4%) and 48-56-1 ATS. Bodie Reeder's pass-lean menu left for Western Kentucky; new OC Anthony Scelfo comes from SELA and the file has him calling a run-heavy game to control clock, bringing portal players and his former OL coach with him. QB Roman Gagliano took over in Week 12 as a freshman and closed with 7 passing TDs, 9 big time throws and zero INTs. DC Brian Stewart keeps the odd fronts, 3-3-5 (62.9%) and 3-4-4 (26.4%) with a man-forward Cover-1 lead (29.2%), but 6 of the top 7 tacklers are gone. Returning OL snaps: 2,944 (100th FBS), and the pass block grade of 48.3 ranks 128th.</w:t>
       </w:r>
     </w:p>
     <w:p>
@@ -2615,7 +2615,7 @@
         <w:spacing w:after="160" w:line="276"/>
       </w:pPr>
       <w:r>
-        <w:t xml:space="preserve">Nevada is Jeff Choate's third year at 6-19 (24.0%) straight up and 10-11-2 against the spread. New OC Brett Bartolone replaces a run-first scheme with the pass-first spread option he called at Jackson State, and the file records an explicit move to up-tempo after averaging 26.5 seconds per play in 2025. DC Kane Ioane keeps a 2-4-5 base at 67.4% with real dime usage at 10.4% behind a Cover-3 lead. The defense grades 86.6 overall, 82.6 in pass rush and 78.5 in coverage, each ahead of Middle Tennessee's equivalent. DE Dylan Labarbera returns with 10.5 tackles for loss and 6.5 sacks; CB Aiden Walker is listed among the best in the Mountain West.</w:t>
+        <w:t xml:space="preserve">Nevada is Jeff Choate year 3, 6-19 SU (24.0%) and 10-11-2 ATS. New OC Brett Bartolone trades the run-first scheme for the pass-first spread option he called at Jackson State under Deion Sanders, and the file has Nevada moving to up-tempo after averaging 26.5 seconds per play in 2025. DC Kane Ioane keeps a 2-4-5 base (67.4%) with real dime usage (1-5-5 at 10.4%) and a Cover-3 lead. Defense grades 86.6 overall, 82.6 in pass rush, 78.5 in coverage. DE Dylan Labarbera returns as leading tackler with 10.5 TFL and 6.5 sacks; CB Aiden Walker projects as one of the best in the Mountain West.</w:t>
       </w:r>
     </w:p>
     <w:p>
@@ -2623,7 +2623,7 @@
         <w:spacing w:after="160" w:line="276"/>
       </w:pPr>
       <w:r>
-        <w:t xml:space="preserve">Support: Middle Tennessee's defense ranks 107th nationally in success rate, 102nd in finishing drives and 90th in explosiveness allowed, and the offense ranks 116th in finishing drives and 116th in havoc allowed behind that 128th-ranked pass protection. Nevada's defense grades 86.6, 35th in FBS, with pass rush at 82.6, 24th, and coverage at 78.5, 47th, and ranks 37th nationally in explosiveness allowed and 40th in field position — three top-50 units against an offense grading 63.1, 123rd. Net RP has Nevada 104th to Middle Tennessee's 113th before the 13.8-point SP+ gap is applied.</w:t>
+        <w:t xml:space="preserve">The support: Middle Tennessee's defense ranks 107th in Success Rate, 102nd in Finishing Drives and 90th in Explosiveness allowed, and the offense is 116th in Finishing Drives and 116th in Havoc allowed behind that 128th ranked pass protection. Nevada's defense grades 86.6 (35th FBS) with pass rush 82.6 (24th) and coverage 78.5 (47th), and ranks 37th in Explosiveness allowed and 40th in Field Position; three top 50 units against an offense grading 63.1 (123rd). Net RP has Nevada 104th to Middle Tennessee's 113th before the 13.8-point SP+ gap is applied.</w:t>
       </w:r>
     </w:p>
     <w:p>

--- a/articles/Week3_Spreads.docx
+++ b/articles/Week3_Spreads.docx
@@ -1012,7 +1012,7 @@
         <w:spacing w:after="160" w:line="276"/>
       </w:pPr>
       <w:r>
-        <w:t xml:space="preserve">The support for taking points: Indiana scores on efficiency, not explosives. They are 2nd in offensive Success Rate and 3rd in Finishing Drives but 99th in Explosiveness, with a defense 1st in Havoc and 1st in Finishing Drives against 110th in Explosiveness allowed. That is a team built to take drives away, and 44.5 prices chunk plays. Western Kentucky's defense ranks 19th in Success Rate and 11th in Finishing Drives, better than the 79.3 grade reads. Indiana also runs the 11th fastest tempo in the country, which shortens each possession and hands a trailing team more of them.</w:t>
+        <w:t xml:space="preserve">Indiana scores on efficiency, not explosives. They are 2nd in offensive Success Rate and 3rd in Finishing Drives but 99th in Explosiveness, with a defense 1st in Havoc and 1st in Finishing Drives against 110th in Explosiveness allowed. That is a team built to take drives away, and 44.5 prices chunk plays. Western Kentucky's defense ranks 19th in Success Rate and 11th in Finishing Drives, better than the 79.3 grade reads. Indiana also runs the 11th fastest tempo in the country, which shortens each possession and hands a trailing team more of them.</w:t>
       </w:r>
     </w:p>
     <w:p>
@@ -1549,7 +1549,7 @@
         <w:spacing w:after="160" w:line="276"/>
       </w:pPr>
       <w:r>
-        <w:t xml:space="preserve">The support: Texas Tech's defense ranks 3rd in Success Rate, 2nd in Havoc and 4th in Finishing Drives, grading 96.5 (1st FBS). The offense is 1st in Field Position and grades 85.6 (17th). Houston's offense is 89th in Success Rate and 103rd in Finishing Drives with a pass block grade of 49.2 (127th) against that front. TAN has Tech 7th to Houston's 36th, Net RP 2nd to 26th, and Tech plays the 6th fastest tempo in the country against Houston's 72nd.</w:t>
+        <w:t xml:space="preserve">Texas Tech's defense ranks 3rd in Success Rate, 2nd in Havoc and 4th in Finishing Drives, grading 96.5 (1st FBS). The offense is 1st in Field Position and grades 85.6 (17th). Houston's offense is 89th in Success Rate and 103rd in Finishing Drives with a pass block grade of 49.2 (127th) against that front. TAN has Tech 7th to Houston's 36th, Net RP 2nd to 26th, and Tech plays the 6th fastest tempo in the country against Houston's 72nd.</w:t>
       </w:r>
     </w:p>
     <w:p>
@@ -2086,7 +2086,7 @@
         <w:spacing w:after="160" w:line="276"/>
       </w:pPr>
       <w:r>
-        <w:t xml:space="preserve">The support: Clemson's defense is 8th in Havoc, 10th in Finishing Drives, 22nd in Field Position and 23rd in Success Rate, grading 89.9 (28th FBS) with coverage at 81.2 (39th). North Carolina's offense is 113th in Success Rate, 117th in Explosiveness and 109th in Finishing Drives, grading 68.2 (99th). Clemson takes all five unit matchups on that side: +29.6 run block against run defense, +17.3 receivers against coverage, +15.6 pass offense against pass rush. The starter table puts Clemson's front 7 at a 81.1 unit average against a North Carolina line at 47.5. TAN separates them 23rd to 53rd, Net RP 72nd to 107th.</w:t>
+        <w:t xml:space="preserve">Clemson's defense is 8th in Havoc, 10th in Finishing Drives, 22nd in Field Position and 23rd in Success Rate, grading 89.9 (28th FBS) with coverage at 81.2 (39th). North Carolina's offense is 113th in Success Rate, 117th in Explosiveness and 109th in Finishing Drives, grading 68.2 (99th). Clemson takes all five unit matchups on that side: +29.6 run block against run defense, +17.3 receivers against coverage, +15.6 pass offense against pass rush. The starter table puts Clemson's front 7 at a 81.1 unit average against a North Carolina line at 47.5. TAN separates them 23rd to 53rd, Net RP 72nd to 107th.</w:t>
       </w:r>
     </w:p>
     <w:p>
@@ -2623,7 +2623,7 @@
         <w:spacing w:after="160" w:line="276"/>
       </w:pPr>
       <w:r>
-        <w:t xml:space="preserve">The support: Middle Tennessee's defense ranks 107th in Success Rate, 102nd in Finishing Drives and 90th in Explosiveness allowed, and the offense is 116th in Finishing Drives and 116th in Havoc allowed behind that 128th ranked pass protection. Nevada's defense grades 86.6 (35th FBS) with pass rush 82.6 (24th) and coverage 78.5 (47th), and ranks 37th in Explosiveness allowed and 40th in Field Position; three top 50 units against an offense grading 63.1 (123rd). Net RP has Nevada 104th to Middle Tennessee's 113th before the 13.8-point SP+ gap is applied.</w:t>
+        <w:t xml:space="preserve">Middle Tennessee's defense ranks 107th in Success Rate, 102nd in Finishing Drives and 90th in Explosiveness allowed, and the offense is 116th in Finishing Drives and 116th in Havoc allowed behind that 128th ranked pass protection. Nevada's defense grades 86.6 (35th FBS) with pass rush 82.6 (24th) and coverage 78.5 (47th), and ranks 37th in Explosiveness allowed and 40th in Field Position; three top 50 units against an offense grading 63.1 (123rd). Net RP has Nevada 104th to Middle Tennessee's 113th before the 13.8-point SP+ gap is applied.</w:t>
       </w:r>
     </w:p>
     <w:p>

--- a/articles/Week3_Spreads.docx
+++ b/articles/Week3_Spreads.docx
@@ -31,7 +31,7 @@
         <w:spacing w:after="160" w:line="276"/>
       </w:pPr>
       <w:r>
-        <w:t xml:space="preserve">Every figure here is verified against the underlying data, and each player's role, target or carry share and injury status against this week's reports. The ATS and over/under records in the hub's power table were 2022 figures until this week; they now come from TeamRankings and cover the current season.</w:t>
+        <w:t xml:space="preserve">Every figure here is verified against the underlying data, and each player's role, target or carry share and injury status against this week's reports. This card is re-picked on 2026 data: the model number now comes from the workbook's live 2026 power rating rather than the frozen preseason file the page used through week 2.</w:t>
       </w:r>
     </w:p>
     <w:p>
@@ -39,7 +39,7 @@
         <w:spacing w:after="160" w:line="276"/>
       </w:pPr>
       <w:r>
-        <w:t xml:space="preserve">Five spreads where the book and the power ratings disagree most. The model number is SP+ differential plus home field edge; the gap is the distance between it and the market.</w:t>
+        <w:t xml:space="preserve">Five spreads where the book and the 2026 power ratings disagree most. The model number is SP+ differential plus home field edge; the gap is the distance between it and the market.</w:t>
       </w:r>
     </w:p>
     <w:p>
@@ -47,7 +47,7 @@
         <w:spacing w:after="160" w:line="276"/>
       </w:pPr>
       <w:r>
-        <w:t xml:space="preserve">These are the five largest disagreements on the slate, unfiltered. An earlier cut screened out large lines on the theory that the model handles close games better. That did not survive testing. Across 138 rated games the mean disagreement between book and model is flat by line size (3.40 / 3.67 / 3.90 / 3.06 / 4.28 from pick-em up through 28-point favorites), the correlation is +0.09, and there is no directional bias anywhere on the curve. Line size filters nothing.</w:t>
+        <w:t xml:space="preserve">The card was rebuilt this week after the old number was measured against results. Run on the frozen preseason ratings, the model’s lean agreed with 2026 margin of victory in 17 of 54 rated games, a correlation of -0.57: it was not finding edges, it was holding a stale opinion while the book priced two games of football. On the live 2026 rating that correlation is -0.02 and agreement is 27 of 54, which is what an unbiased number against form looks like. The gaps are smaller as a result, 11.8 down to 5.1 rather than 12.0 down to 9.1.</w:t>
       </w:r>
     </w:p>
     <w:p>
@@ -55,7 +55,15 @@
         <w:spacing w:after="160" w:line="276"/>
       </w:pPr>
       <w:r>
-        <w:t xml:space="preserve">Scheme, coordinator and coach figures come from the team file (team_ratings_2025.csv): HC records straight up and against the spread, coordinator scheme distributions, returning OL snaps and the per-team notes. Grades are 2025 PFF, ranked out of the 136 graded FBS teams. Records marked “this season” are 2026 to date.</w:t>
+        <w:t xml:space="preserve">These are the five largest disagreements on the slate, unfiltered by line size. Across 138 rated games the mean disagreement between book and model is flat by line size and the correlation is +0.09, so line size filters nothing.</w:t>
+      </w:r>
+    </w:p>
+    <w:p>
+      <w:pPr>
+        <w:spacing w:after="160" w:line="276"/>
+      </w:pPr>
+      <w:r>
+        <w:t xml:space="preserve">Ratings and the Five Factors come from the 2026 workbook (SP+, TAN, team totals, and the CFBData26 season-to-date ranks, out of 138 teams). Player lines are 2026 PFF season to date. Records, ATS and over/under are TeamRankings, 2026 to date. Nothing on this page is a preseason projection.</w:t>
       </w:r>
     </w:p>
     <w:p>
@@ -195,7 +203,7 @@
                 <w:sz w:val="19"/>
                 <w:szCs w:val="19"/>
               </w:rPr>
-              <w:t xml:space="preserve">UCF -29.5</w:t>
+              <w:t xml:space="preserve">UCF -29.3</w:t>
             </w:r>
           </w:p>
         </w:tc>
@@ -243,7 +251,7 @@
                 <w:sz w:val="19"/>
                 <w:szCs w:val="19"/>
               </w:rPr>
-              <w:t xml:space="preserve">12.0 pts, largest on the slate</w:t>
+              <w:t xml:space="preserve">11.8 pts, largest on the slate</w:t>
             </w:r>
           </w:p>
         </w:tc>
@@ -268,7 +276,7 @@
                 <w:sz w:val="19"/>
                 <w:szCs w:val="19"/>
               </w:rPr>
-              <w:t xml:space="preserve">SP+</w:t>
+              <w:t xml:space="preserve">SP+ (2026)</w:t>
             </w:r>
           </w:p>
         </w:tc>
@@ -291,7 +299,7 @@
                 <w:sz w:val="19"/>
                 <w:szCs w:val="19"/>
               </w:rPr>
-              <w:t xml:space="preserve">UCF +2.3 vs Georgia State -25.1</w:t>
+              <w:t xml:space="preserve">UCF +5.6 (53rd) vs Georgia State -21.6 (134th)</w:t>
             </w:r>
           </w:p>
         </w:tc>
@@ -364,7 +372,7 @@
                 <w:sz w:val="19"/>
                 <w:szCs w:val="19"/>
               </w:rPr>
-              <w:t xml:space="preserve">Georgia State 2025</w:t>
+              <w:t xml:space="preserve">2026 records</w:t>
             </w:r>
           </w:p>
         </w:tc>
@@ -387,55 +395,55 @@
                 <w:sz w:val="19"/>
                 <w:szCs w:val="19"/>
               </w:rPr>
-              <w:t xml:space="preserve">454 points allowed</w:t>
-            </w:r>
-          </w:p>
-        </w:tc>
-      </w:tr>
-      <w:tr>
-        <w:tc>
-          <w:tcPr>
-            <w:tcW w:type="dxa" w:w="3830"/>
-            <w:shd w:fill="FFFFFF" w:val="clear"/>
-            <w:tcMar>
-              <w:top w:type="dxa" w:w="60"/>
-              <w:left w:type="dxa" w:w="120"/>
-              <w:bottom w:type="dxa" w:w="60"/>
-              <w:right w:type="dxa" w:w="120"/>
-            </w:tcMar>
-          </w:tcPr>
-          <w:p>
-            <w:r>
-              <w:rPr>
-                <w:b w:val="false"/>
-                <w:bCs w:val="false"/>
-                <w:sz w:val="19"/>
-                <w:szCs w:val="19"/>
-              </w:rPr>
-              <w:t xml:space="preserve">HC Dell McGee</w:t>
-            </w:r>
-          </w:p>
-        </w:tc>
-        <w:tc>
-          <w:tcPr>
-            <w:tcW w:type="dxa" w:w="6250"/>
-            <w:shd w:fill="FFFFFF" w:val="clear"/>
-            <w:tcMar>
-              <w:top w:type="dxa" w:w="60"/>
-              <w:left w:type="dxa" w:w="120"/>
-              <w:bottom w:type="dxa" w:w="60"/>
-              <w:right w:type="dxa" w:w="120"/>
-            </w:tcMar>
-          </w:tcPr>
-          <w:p>
-            <w:r>
-              <w:rPr>
-                <w:b/>
-                <w:bCs/>
-                <w:sz w:val="19"/>
-                <w:szCs w:val="19"/>
-              </w:rPr>
-              <w:t xml:space="preserve">4-20 SU (16.7%), 6-16 ATS</w:t>
+              <w:t xml:space="preserve">both 2-0 ATS</w:t>
+            </w:r>
+          </w:p>
+        </w:tc>
+      </w:tr>
+      <w:tr>
+        <w:tc>
+          <w:tcPr>
+            <w:tcW w:type="dxa" w:w="3830"/>
+            <w:shd w:fill="FFFFFF" w:val="clear"/>
+            <w:tcMar>
+              <w:top w:type="dxa" w:w="60"/>
+              <w:left w:type="dxa" w:w="120"/>
+              <w:bottom w:type="dxa" w:w="60"/>
+              <w:right w:type="dxa" w:w="120"/>
+            </w:tcMar>
+          </w:tcPr>
+          <w:p>
+            <w:r>
+              <w:rPr>
+                <w:b w:val="false"/>
+                <w:bCs w:val="false"/>
+                <w:sz w:val="19"/>
+                <w:szCs w:val="19"/>
+              </w:rPr>
+              <w:t xml:space="preserve">Georgia State 2026</w:t>
+            </w:r>
+          </w:p>
+        </w:tc>
+        <w:tc>
+          <w:tcPr>
+            <w:tcW w:type="dxa" w:w="6250"/>
+            <w:shd w:fill="FFFFFF" w:val="clear"/>
+            <w:tcMar>
+              <w:top w:type="dxa" w:w="60"/>
+              <w:left w:type="dxa" w:w="120"/>
+              <w:bottom w:type="dxa" w:w="60"/>
+              <w:right w:type="dxa" w:w="120"/>
+            </w:tcMar>
+          </w:tcPr>
+          <w:p>
+            <w:r>
+              <w:rPr>
+                <w:b/>
+                <w:bCs/>
+                <w:sz w:val="19"/>
+                <w:szCs w:val="19"/>
+              </w:rPr>
+              <w:t xml:space="preserve">2-0, +31.5 MOV</w:t>
             </w:r>
           </w:p>
         </w:tc>
@@ -451,7 +459,7 @@
         <w:spacing w:after="160" w:line="276"/>
       </w:pPr>
       <w:r>
-        <w:t xml:space="preserve">Book has UCF -17.5. SP+ differential plus home field puts it at -29.5: UCF +2.3, Georgia State -25.1, home edge +2.1. The 12.0-point gap is the largest on the slate.</w:t>
+        <w:t xml:space="preserve">Book has UCF -17.5. The 2026 rating puts it at -29.3: UCF +5.6 (53rd) against Georgia State -21.6 (134th), home edge +2.1. An 11.8-point gap, largest on the slate.</w:t>
       </w:r>
     </w:p>
     <w:p>
@@ -459,7 +467,7 @@
         <w:spacing w:after="160" w:line="276"/>
       </w:pPr>
       <w:r>
-        <w:t xml:space="preserve">Georgia State is in year 3 under Dell McGee, 4-20 SU (16.7%) and 6-16 ATS, coming off 1-11. The team file has them bottom 10 FBS in Success Rate, EPA and Finishing Drives with a significant defensive staff overhaul; Cam Clark and John Haneline take over a multiple front expected to be Safety driven with nickel play the key. OC Hue Jackson is pro-style, run-first, with QB Cameran Brown the expected starter. Defense allowed 454 points in 2025.</w:t>
+        <w:t xml:space="preserve">Georgia State's record does not match their rating and that is the whole trade. They are 2-0 with a +31.5 margin and 2-0 ATS by 21 points a game, and their offense ranks 13th in Success Rate. The opponent-adjusted number has them 134th because of who they beat. QB Cameran Brown has been excellent inside that schedule, 443 yards at 10.3 ypa on a 91.3 passing grade with an 8.9% big time throw rate and no sacks taken behind a line that has allowed 3 pressures in 354 pass block snaps.</w:t>
       </w:r>
     </w:p>
     <w:p>
@@ -467,7 +475,7 @@
         <w:spacing w:after="160" w:line="276"/>
       </w:pPr>
       <w:r>
-        <w:t xml:space="preserve">UCF is Scott Frost year 2, 40-45 SU (47.1%) and 34-33-3 ATS career. OC Steve Cooper runs IZ with Power accents (IZ 23.3%, OZ 13.9%, Power 10.6%). DC Alex Grinch sits in a 2-4-5 base 68.5% behind a man-aggressive shell, Cover-1 32.9%. Returning OL snaps: 5,006 (17th FBS). QB Alonza Barnett III arrives from James Madison as Sun Belt Player of the Year, 49 career passing TDs plus 23 on the ground.</w:t>
+        <w:t xml:space="preserve">UCF is 1-1 with a +31.0 margin and 2-0 ATS. The defense is the side of the ball carrying them: 17th nationally in Success Rate allowed, 11th in Finishing Drives allowed and 1.70 points per opportunity, 11th. They are getting there without a star, 46 pressures and 9 TFL spread across the front with Jeffson Lafontant and Sincere Edwards at 6 pressures each. QB Alonza Barnett III has been the weak spot, 6.9 ypa on a 50.4 passing grade with 4 sacks taken.</w:t>
       </w:r>
     </w:p>
     <w:p>
@@ -475,7 +483,7 @@
         <w:spacing w:after="160" w:line="276"/>
       </w:pPr>
       <w:r>
-        <w:t xml:space="preserve">Five Factors agree. Georgia State's offense ranks 94th in Success Rate, 102nd in Finishing Drives, 132nd in Field Position; the defense is 126th, 123rd in Havoc and 128th in Finishing Drives. UCF's defense grades 90.3 (22nd FBS) against a Georgia State offense grading 61.3 (129th). TAN separates them 60th to 131st, Net RP 24th to 60th, and UCF plays the faster tempo of the two, which adds possessions to the side with the rating edge.</w:t>
+        <w:t xml:space="preserve">Georgia State's defense is where the number comes from. They rank 108th in Finishing Drives allowed and 46th in Success Rate, and have faced nothing resembling UCF's front. UCF's offense ranks 25th in Explosiveness, 30th in Finishing Drives and 11th in Field Position, and plays 2.5 seconds per snap faster. Georgia State's offense ranks 102nd in Explosiveness, so their scoring has come on long efficient drives, which is the profile that stops working against a top 20 Finishing Drives defense.</w:t>
       </w:r>
     </w:p>
     <w:p>
@@ -609,7 +617,7 @@
         <w:spacing w:after="40"/>
       </w:pPr>
       <w:r>
-        <w:t xml:space="preserve">Western Kentucky +44.5</w:t>
+        <w:t xml:space="preserve">Nevada -3.5</w:t>
       </w:r>
     </w:p>
     <w:p>
@@ -622,7 +630,7 @@
           <w:sz w:val="21"/>
           <w:szCs w:val="21"/>
         </w:rPr>
-        <w:t xml:space="preserve">Western Kentucky Hilltoppers @ Indiana Hoosiers</w:t>
+        <w:t xml:space="preserve">Nevada Wolf Pack @ Middle Tennessee Blue Raiders</w:t>
       </w:r>
     </w:p>
     <w:tbl>
@@ -684,7 +692,7 @@
                 <w:sz w:val="19"/>
                 <w:szCs w:val="19"/>
               </w:rPr>
-              <w:t xml:space="preserve">Western Kentucky +44.5</w:t>
+              <w:t xml:space="preserve">Middle Tennessee +3.5</w:t>
             </w:r>
           </w:p>
         </w:tc>
@@ -732,7 +740,7 @@
                 <w:sz w:val="19"/>
                 <w:szCs w:val="19"/>
               </w:rPr>
-              <w:t xml:space="preserve">Indiana -32.6</w:t>
+              <w:t xml:space="preserve">Middle Tennessee +11.7</w:t>
             </w:r>
           </w:p>
         </w:tc>
@@ -780,7 +788,7 @@
                 <w:sz w:val="19"/>
                 <w:szCs w:val="19"/>
               </w:rPr>
-              <w:t xml:space="preserve">11.9 pts</w:t>
+              <w:t xml:space="preserve">8.2 pts</w:t>
             </w:r>
           </w:p>
         </w:tc>
@@ -805,7 +813,7 @@
                 <w:sz w:val="19"/>
                 <w:szCs w:val="19"/>
               </w:rPr>
-              <w:t xml:space="preserve">SP+</w:t>
+              <w:t xml:space="preserve">SP+ (2026)</w:t>
             </w:r>
           </w:p>
         </w:tc>
@@ -828,55 +836,55 @@
                 <w:sz w:val="19"/>
                 <w:szCs w:val="19"/>
               </w:rPr>
-              <w:t xml:space="preserve">Indiana +24.5 vs WKU -5.3</w:t>
-            </w:r>
-          </w:p>
-        </w:tc>
-      </w:tr>
-      <w:tr>
-        <w:tc>
-          <w:tcPr>
-            <w:tcW w:type="dxa" w:w="3830"/>
-            <w:shd w:fill="FFFFFF" w:val="clear"/>
-            <w:tcMar>
-              <w:top w:type="dxa" w:w="60"/>
-              <w:left w:type="dxa" w:w="120"/>
-              <w:bottom w:type="dxa" w:w="60"/>
-              <w:right w:type="dxa" w:w="120"/>
-            </w:tcMar>
-          </w:tcPr>
-          <w:p>
-            <w:r>
-              <w:rPr>
-                <w:b w:val="false"/>
-                <w:bCs w:val="false"/>
-                <w:sz w:val="19"/>
-                <w:szCs w:val="19"/>
-              </w:rPr>
-              <w:t xml:space="preserve">WKU ATS, this season</w:t>
-            </w:r>
-          </w:p>
-        </w:tc>
-        <w:tc>
-          <w:tcPr>
-            <w:tcW w:type="dxa" w:w="6250"/>
-            <w:shd w:fill="FFFFFF" w:val="clear"/>
-            <w:tcMar>
-              <w:top w:type="dxa" w:w="60"/>
-              <w:left w:type="dxa" w:w="120"/>
-              <w:bottom w:type="dxa" w:w="60"/>
-              <w:right w:type="dxa" w:w="120"/>
-            </w:tcMar>
-          </w:tcPr>
-          <w:p>
-            <w:r>
-              <w:rPr>
-                <w:b/>
-                <w:bCs/>
-                <w:sz w:val="19"/>
-                <w:szCs w:val="19"/>
-              </w:rPr>
-              <w:t xml:space="preserve">0-2 (0%, 107th)</w:t>
+              <w:t xml:space="preserve">Nevada -7.6 (105th) vs Middle Tennessee -21.3 (132nd)</w:t>
+            </w:r>
+          </w:p>
+        </w:tc>
+      </w:tr>
+      <w:tr>
+        <w:tc>
+          <w:tcPr>
+            <w:tcW w:type="dxa" w:w="3830"/>
+            <w:shd w:fill="FFFFFF" w:val="clear"/>
+            <w:tcMar>
+              <w:top w:type="dxa" w:w="60"/>
+              <w:left w:type="dxa" w:w="120"/>
+              <w:bottom w:type="dxa" w:w="60"/>
+              <w:right w:type="dxa" w:w="120"/>
+            </w:tcMar>
+          </w:tcPr>
+          <w:p>
+            <w:r>
+              <w:rPr>
+                <w:b w:val="false"/>
+                <w:bCs w:val="false"/>
+                <w:sz w:val="19"/>
+                <w:szCs w:val="19"/>
+              </w:rPr>
+              <w:t xml:space="preserve">Home edge</w:t>
+            </w:r>
+          </w:p>
+        </w:tc>
+        <w:tc>
+          <w:tcPr>
+            <w:tcW w:type="dxa" w:w="6250"/>
+            <w:shd w:fill="FFFFFF" w:val="clear"/>
+            <w:tcMar>
+              <w:top w:type="dxa" w:w="60"/>
+              <w:left w:type="dxa" w:w="120"/>
+              <w:bottom w:type="dxa" w:w="60"/>
+              <w:right w:type="dxa" w:w="120"/>
+            </w:tcMar>
+          </w:tcPr>
+          <w:p>
+            <w:r>
+              <w:rPr>
+                <w:b/>
+                <w:bCs/>
+                <w:sz w:val="19"/>
+                <w:szCs w:val="19"/>
+              </w:rPr>
+              <w:t xml:space="preserve">+2.0</w:t>
             </w:r>
           </w:p>
         </w:tc>
@@ -901,7 +909,7 @@
                 <w:sz w:val="19"/>
                 <w:szCs w:val="19"/>
               </w:rPr>
-              <w:t xml:space="preserve">Indiana 2025</w:t>
+              <w:t xml:space="preserve">2026 records</w:t>
             </w:r>
           </w:p>
         </w:tc>
@@ -924,55 +932,55 @@
                 <w:sz w:val="19"/>
                 <w:szCs w:val="19"/>
               </w:rPr>
-              <w:t xml:space="preserve">532 PF / 131 PA</w:t>
-            </w:r>
-          </w:p>
-        </w:tc>
-      </w:tr>
-      <w:tr>
-        <w:tc>
-          <w:tcPr>
-            <w:tcW w:type="dxa" w:w="3830"/>
-            <w:shd w:fill="FFFFFF" w:val="clear"/>
-            <w:tcMar>
-              <w:top w:type="dxa" w:w="60"/>
-              <w:left w:type="dxa" w:w="120"/>
-              <w:bottom w:type="dxa" w:w="60"/>
-              <w:right w:type="dxa" w:w="120"/>
-            </w:tcMar>
-          </w:tcPr>
-          <w:p>
-            <w:r>
-              <w:rPr>
-                <w:b w:val="false"/>
-                <w:bCs w:val="false"/>
-                <w:sz w:val="19"/>
-                <w:szCs w:val="19"/>
-              </w:rPr>
-              <w:t xml:space="preserve">HC Tyson Helton</w:t>
-            </w:r>
-          </w:p>
-        </w:tc>
-        <w:tc>
-          <w:tcPr>
-            <w:tcW w:type="dxa" w:w="6250"/>
-            <w:shd w:fill="FFFFFF" w:val="clear"/>
-            <w:tcMar>
-              <w:top w:type="dxa" w:w="60"/>
-              <w:left w:type="dxa" w:w="120"/>
-              <w:bottom w:type="dxa" w:w="60"/>
-              <w:right w:type="dxa" w:w="120"/>
-            </w:tcMar>
-          </w:tcPr>
-          <w:p>
-            <w:r>
-              <w:rPr>
-                <w:b/>
-                <w:bCs/>
-                <w:sz w:val="19"/>
-                <w:szCs w:val="19"/>
-              </w:rPr>
-              <w:t xml:space="preserve">58-35 SU (62.4%), 51-36-1 ATS</w:t>
+              <w:t xml:space="preserve">Nevada 1-1 (1-1 ATS), MTSU 1-1 (2-0 ATS)</w:t>
+            </w:r>
+          </w:p>
+        </w:tc>
+      </w:tr>
+      <w:tr>
+        <w:tc>
+          <w:tcPr>
+            <w:tcW w:type="dxa" w:w="3830"/>
+            <w:shd w:fill="FFFFFF" w:val="clear"/>
+            <w:tcMar>
+              <w:top w:type="dxa" w:w="60"/>
+              <w:left w:type="dxa" w:w="120"/>
+              <w:bottom w:type="dxa" w:w="60"/>
+              <w:right w:type="dxa" w:w="120"/>
+            </w:tcMar>
+          </w:tcPr>
+          <w:p>
+            <w:r>
+              <w:rPr>
+                <w:b w:val="false"/>
+                <w:bCs w:val="false"/>
+                <w:sz w:val="19"/>
+                <w:szCs w:val="19"/>
+              </w:rPr>
+              <w:t xml:space="preserve">MTSU defense</w:t>
+            </w:r>
+          </w:p>
+        </w:tc>
+        <w:tc>
+          <w:tcPr>
+            <w:tcW w:type="dxa" w:w="6250"/>
+            <w:shd w:fill="FFFFFF" w:val="clear"/>
+            <w:tcMar>
+              <w:top w:type="dxa" w:w="60"/>
+              <w:left w:type="dxa" w:w="120"/>
+              <w:bottom w:type="dxa" w:w="60"/>
+              <w:right w:type="dxa" w:w="120"/>
+            </w:tcMar>
+          </w:tcPr>
+          <w:p>
+            <w:r>
+              <w:rPr>
+                <w:b/>
+                <w:bCs/>
+                <w:sz w:val="19"/>
+                <w:szCs w:val="19"/>
+              </w:rPr>
+              <w:t xml:space="preserve">105th Success Rate, 0 sacks</w:t>
             </w:r>
           </w:p>
         </w:tc>
@@ -988,7 +996,7 @@
         <w:spacing w:after="160" w:line="276"/>
       </w:pPr>
       <w:r>
-        <w:t xml:space="preserve">Indiana lays 44.5. SP+ plus home field puts it at 32.6: Indiana +24.5, Western Kentucky -5.3, an 11.9-point gap.</w:t>
+        <w:t xml:space="preserve">Book has Middle Tennessee +3.5 at home. The 2026 rating puts them at +11.7: Middle Tennessee -21.3 (132nd) against Nevada -7.6 (105th), home edge +2.0. An 8.2-point gap, which makes the side Nevada -3.5.</w:t>
       </w:r>
     </w:p>
     <w:p>
@@ -996,7 +1004,7 @@
         <w:spacing w:after="160" w:line="276"/>
       </w:pPr>
       <w:r>
-        <w:t xml:space="preserve">Indiana is Cignetti year 3 at 46-6 SU (88.5%) and 33-18 ATS with full continuity behind him. OC Mike Shanahan is in year 3 running the B1G's most Middle-committed ground game (31.0% direction, IZ 28.7%, Man 17.3%); DC Bryant Haines is year 3 and the title-winning unit keeps its 4-2-5 lead over a Cover-3 spine (36.8%). QB Josh Hoover (TCU) brings a 70:33 TD to INT ratio, but his turnover worthy play rate climbs from 4.4% to 12.4% under pressure. The Hoosiers play every September game at home.</w:t>
+        <w:t xml:space="preserve">Middle Tennessee has not generated a pass rush. Zero sacks and 15 total pressures through two games, the thinnest front on the card, with DI Zeion Simpson-Smith leading at 4 pressures. The defense ranks 105th in Success Rate allowed. QB Roman Gagliano has thrown it 73 times for 443 yards, 6.1 ypa on a 57.8 passing grade, and WR Cam'ron Lacy has carried the offense with 17 catches on 23 targets for 187 yards at 3.02 yprr.</w:t>
       </w:r>
     </w:p>
     <w:p>
@@ -1004,7 +1012,7 @@
         <w:spacing w:after="160" w:line="276"/>
       </w:pPr>
       <w:r>
-        <w:t xml:space="preserve">Western Kentucky is Tyson Helton, 58-35 SU (62.4%) and 51-36-1 ATS. New OC Bodie Reeder comes from Middle Tennessee and the pass-heavy, up-tempo spread is expected to continue; DC Davis Merritt was elevated internally with no scheme change, 3-3-5 base 55.6% with a real 2-3-6 dime package at 13.2%. Offense grades 74.6, defense 79.3. Returning OL snaps: 2,423 (116th FBS). Nine of the top 11 tacklers are gone.</w:t>
+        <w:t xml:space="preserve">Nevada's ground game is the mismatch. RB Dominic Kelley has 236 yards on 28 carries at 8.4 a pop with a 76.4 grade, and Herschel Turner adds 99 on 20. The offense ranks 42nd in Explosiveness against a Middle Tennessee defense 46th in Explosiveness allowed and 100th in Havoc, so there is little in the way of negative plays to get behind the sticks. Nevada's defense ranks 7th nationally in Explosiveness allowed.</w:t>
       </w:r>
     </w:p>
     <w:p>
@@ -1012,7 +1020,7 @@
         <w:spacing w:after="160" w:line="276"/>
       </w:pPr>
       <w:r>
-        <w:t xml:space="preserve">Indiana scores on efficiency, not explosives. They are 2nd in offensive Success Rate and 3rd in Finishing Drives but 99th in Explosiveness, with a defense 1st in Havoc and 1st in Finishing Drives against 110th in Explosiveness allowed. That is a team built to take drives away, and 44.5 prices chunk plays. Western Kentucky's defense ranks 19th in Success Rate and 11th in Finishing Drives, better than the 79.3 grade reads. Indiana also runs the 11th fastest tempo in the country, which shortens each possession and hands a trailing team more of them.</w:t>
+        <w:t xml:space="preserve">Tempo works the same direction. Nevada plays at 25.5 seconds per snap, 35th, against Middle Tennessee at 30.0, 111th, so the faster and better team controls the possession count. Nevada is 1-1 ATS beating the number by 14 points a game; Middle Tennessee is 2-0 ATS but by only 5.5, and their two games produced the same +11.0 margin Nevada's did.</w:t>
       </w:r>
     </w:p>
     <w:p>
@@ -1146,7 +1154,7 @@
         <w:spacing w:after="40"/>
       </w:pPr>
       <w:r>
-        <w:t xml:space="preserve">Texas Tech -7.5</w:t>
+        <w:t xml:space="preserve">South Carolina -3.5</w:t>
       </w:r>
     </w:p>
     <w:p>
@@ -1159,7 +1167,7 @@
           <w:sz w:val="21"/>
           <w:szCs w:val="21"/>
         </w:rPr>
-        <w:t xml:space="preserve">Houston Cougars @ Texas Tech Red Raiders</w:t>
+        <w:t xml:space="preserve">Mississippi State Bulldogs @ South Carolina Gamecocks</w:t>
       </w:r>
     </w:p>
     <w:tbl>
@@ -1221,7 +1229,7 @@
                 <w:sz w:val="19"/>
                 <w:szCs w:val="19"/>
               </w:rPr>
-              <w:t xml:space="preserve">Texas Tech -7.5</w:t>
+              <w:t xml:space="preserve">South Carolina -3.5</w:t>
             </w:r>
           </w:p>
         </w:tc>
@@ -1269,7 +1277,7 @@
                 <w:sz w:val="19"/>
                 <w:szCs w:val="19"/>
               </w:rPr>
-              <w:t xml:space="preserve">Texas Tech -18.2</w:t>
+              <w:t xml:space="preserve">South Carolina -9.7</w:t>
             </w:r>
           </w:p>
         </w:tc>
@@ -1317,7 +1325,7 @@
                 <w:sz w:val="19"/>
                 <w:szCs w:val="19"/>
               </w:rPr>
-              <w:t xml:space="preserve">10.7 pts</w:t>
+              <w:t xml:space="preserve">6.2 pts</w:t>
             </w:r>
           </w:p>
         </w:tc>
@@ -1342,7 +1350,7 @@
                 <w:sz w:val="19"/>
                 <w:szCs w:val="19"/>
               </w:rPr>
-              <w:t xml:space="preserve">SP+</w:t>
+              <w:t xml:space="preserve">SP+ (2026)</w:t>
             </w:r>
           </w:p>
         </w:tc>
@@ -1365,7 +1373,7 @@
                 <w:sz w:val="19"/>
                 <w:szCs w:val="19"/>
               </w:rPr>
-              <w:t xml:space="preserve">Texas Tech +23.1 vs Houston +8.2</w:t>
+              <w:t xml:space="preserve">South Carolina +16.9 (17th) vs Mississippi State +10.0 (37th)</w:t>
             </w:r>
           </w:p>
         </w:tc>
@@ -1413,7 +1421,7 @@
                 <w:sz w:val="19"/>
                 <w:szCs w:val="19"/>
               </w:rPr>
-              <w:t xml:space="preserve">+3.3</w:t>
+              <w:t xml:space="preserve">+2.8</w:t>
             </w:r>
           </w:p>
         </w:tc>
@@ -1438,7 +1446,7 @@
                 <w:sz w:val="19"/>
                 <w:szCs w:val="19"/>
               </w:rPr>
-              <w:t xml:space="preserve">Texas Tech ATS, this season</w:t>
+              <w:t xml:space="preserve">2026 records</w:t>
             </w:r>
           </w:p>
         </w:tc>
@@ -1461,55 +1469,55 @@
                 <w:sz w:val="19"/>
                 <w:szCs w:val="19"/>
               </w:rPr>
-              <w:t xml:space="preserve">0-2 (0%, 107th)</w:t>
-            </w:r>
-          </w:p>
-        </w:tc>
-      </w:tr>
-      <w:tr>
-        <w:tc>
-          <w:tcPr>
-            <w:tcW w:type="dxa" w:w="3830"/>
-            <w:shd w:fill="FFFFFF" w:val="clear"/>
-            <w:tcMar>
-              <w:top w:type="dxa" w:w="60"/>
-              <w:left w:type="dxa" w:w="120"/>
-              <w:bottom w:type="dxa" w:w="60"/>
-              <w:right w:type="dxa" w:w="120"/>
-            </w:tcMar>
-          </w:tcPr>
-          <w:p>
-            <w:r>
-              <w:rPr>
-                <w:b w:val="false"/>
-                <w:bCs w:val="false"/>
-                <w:sz w:val="19"/>
-                <w:szCs w:val="19"/>
-              </w:rPr>
-              <w:t xml:space="preserve">HC Joey McGuire</w:t>
-            </w:r>
-          </w:p>
-        </w:tc>
-        <w:tc>
-          <w:tcPr>
-            <w:tcW w:type="dxa" w:w="6250"/>
-            <w:shd w:fill="FFFFFF" w:val="clear"/>
-            <w:tcMar>
-              <w:top w:type="dxa" w:w="60"/>
-              <w:left w:type="dxa" w:w="120"/>
-              <w:bottom w:type="dxa" w:w="60"/>
-              <w:right w:type="dxa" w:w="120"/>
-            </w:tcMar>
-          </w:tcPr>
-          <w:p>
-            <w:r>
-              <w:rPr>
-                <w:b/>
-                <w:bCs/>
-                <w:sz w:val="19"/>
-                <w:szCs w:val="19"/>
-              </w:rPr>
-              <w:t xml:space="preserve">35-18 SU (66.0%), 30-18-1 ATS</w:t>
+              <w:t xml:space="preserve">both 2-0</w:t>
+            </w:r>
+          </w:p>
+        </w:tc>
+      </w:tr>
+      <w:tr>
+        <w:tc>
+          <w:tcPr>
+            <w:tcW w:type="dxa" w:w="3830"/>
+            <w:shd w:fill="FFFFFF" w:val="clear"/>
+            <w:tcMar>
+              <w:top w:type="dxa" w:w="60"/>
+              <w:left w:type="dxa" w:w="120"/>
+              <w:bottom w:type="dxa" w:w="60"/>
+              <w:right w:type="dxa" w:w="120"/>
+            </w:tcMar>
+          </w:tcPr>
+          <w:p>
+            <w:r>
+              <w:rPr>
+                <w:b w:val="false"/>
+                <w:bCs w:val="false"/>
+                <w:sz w:val="19"/>
+                <w:szCs w:val="19"/>
+              </w:rPr>
+              <w:t xml:space="preserve">South Carolina 2026</w:t>
+            </w:r>
+          </w:p>
+        </w:tc>
+        <w:tc>
+          <w:tcPr>
+            <w:tcW w:type="dxa" w:w="6250"/>
+            <w:shd w:fill="FFFFFF" w:val="clear"/>
+            <w:tcMar>
+              <w:top w:type="dxa" w:w="60"/>
+              <w:left w:type="dxa" w:w="120"/>
+              <w:bottom w:type="dxa" w:w="60"/>
+              <w:right w:type="dxa" w:w="120"/>
+            </w:tcMar>
+          </w:tcPr>
+          <w:p>
+            <w:r>
+              <w:rPr>
+                <w:b/>
+                <w:bCs/>
+                <w:sz w:val="19"/>
+                <w:szCs w:val="19"/>
+              </w:rPr>
+              <w:t xml:space="preserve">+46.5 MOV, defense 10th in Success Rate</w:t>
             </w:r>
           </w:p>
         </w:tc>
@@ -1525,7 +1533,7 @@
         <w:spacing w:after="160" w:line="276"/>
       </w:pPr>
       <w:r>
-        <w:t xml:space="preserve">Texas Tech lays 7.5. SP+ plus home field puts it at 18.2: Texas Tech +23.1, Houston +8.2, home edge +3.3, a 10.7-point gap.</w:t>
+        <w:t xml:space="preserve">South Carolina lays 3.5. The 2026 rating puts it at 9.7: South Carolina +16.9 (17th) against Mississippi State +10.0 (37th), home edge +2.8. A 6.2-point gap.</w:t>
       </w:r>
     </w:p>
     <w:p>
@@ -1533,7 +1541,7 @@
         <w:spacing w:after="160" w:line="276"/>
       </w:pPr>
       <w:r>
-        <w:t xml:space="preserve">Texas Tech is Joey McGuire, 35-18 SU (66.0%) and 30-18-1 ATS, with continuity through the staff. OC Mack Leftwich is IZ-heavy (27.5%) plus Counter (12.1%); DC Shiel Wood runs a hybrid 2-4-5 (57.6%) and 3-3-5 (33.2%) over Cover-3 (24.2%). The file expects the best front 7 in the Big 12, led by DE Adam Trick, DE Trey White and DI Anthony Holmes. Returning OL snaps: 5,229 (12th FBS). Brendan Sorsby departed the program, leaving QB Will Hammond, questionable off an ACL injury.</w:t>
+        <w:t xml:space="preserve">Both are 2-0 and both offenses have been elite, South Carolina 5th nationally in Success Rate and Mississippi State 7th. The separation is on defense. South Carolina ranks 10th in Success Rate allowed and 7th in Field Position; Mississippi State is 38th and 22nd. South Carolina's front has 45 pressures and 7 TFL, led by ED Anthony Addison with 8 and DI Tomiwa Durojaiye on a 90.3 grade. Mississippi State has 24 pressures and 4 sacks.</w:t>
       </w:r>
     </w:p>
     <w:p>
@@ -1541,7 +1549,7 @@
         <w:spacing w:after="160" w:line="276"/>
       </w:pPr>
       <w:r>
-        <w:t xml:space="preserve">Houston is Willie Fritz, 85-65 SU (56.7%) and 99-67-2 ATS. OC Slade Nagle is IZ-based and unusually direction-balanced (23.9% M, 14.6% L, 13.5% R); DC Austin Armstrong runs a 3-3-5 base at 70.2% with a Quarters lead (30.8%). QB Conner Weigman returns for a 5th season off 25 TDs to 9 INTs plus 11 rushing scores, with RB Makhi Hughes in from Oregon. Returning OL snaps: 5,542 (4th FBS). The 2025 defense ranked 35th in havoc and 19th in PBUs per game.</w:t>
+        <w:t xml:space="preserve">The running games explain the margins. South Carolina's Matt Fuller has 197 yards on 21 carries at 9.4 with 6.48 yards after contact per attempt and a 294 elusive rating, with Jawarn Howell adding 92 on 13 at 7.1. QB LaNorris Sellers has been efficient rather than heavy, 46 attempts for 366 at 8.0 ypa on a 76.3 grade, behind a line allowing 7 pressures in 382 pass block snaps.</w:t>
       </w:r>
     </w:p>
     <w:p>
@@ -1549,7 +1557,7 @@
         <w:spacing w:after="160" w:line="276"/>
       </w:pPr>
       <w:r>
-        <w:t xml:space="preserve">Texas Tech's defense ranks 3rd in Success Rate, 2nd in Havoc and 4th in Finishing Drives, grading 96.5 (1st FBS). The offense is 1st in Field Position and grades 85.6 (17th). Houston's offense is 89th in Success Rate and 103rd in Finishing Drives with a pass block grade of 49.2 (127th) against that front. TAN has Tech 7th to Houston's 36th, Net RP 2nd to 26th, and Tech plays the 6th fastest tempo in the country against Houston's 72nd.</w:t>
+        <w:t xml:space="preserve">Mississippi State's QB Kamario Taylor has 581 yards at 10.4 ypa with 7 TDs and no interceptions on a 141 rating, and WR Anthony Evans III is at 3.85 yprr. That production has come against a schedule South Carolina's has not, which is why their ratings sit 19 places apart despite matching records, and why the market's 3.5 is closer to the records than to the ratings.</w:t>
       </w:r>
     </w:p>
     <w:p>
@@ -1619,7 +1627,7 @@
       <w:r>
         <w:drawing>
           <wp:inline distT="0" distB="0" distL="0" distR="0">
-            <wp:extent cx="6400800" cy="6848475"/>
+            <wp:extent cx="6400800" cy="7134225"/>
             <wp:effectExtent t="0" r="0" b="0" l="0"/>
             <wp:docPr id="1" name="" descr="" title=""/>
             <wp:cNvGraphicFramePr>
@@ -1644,7 +1652,7 @@
                   <pic:spPr bwMode="auto">
                     <a:xfrm>
                       <a:off x="0" y="0"/>
-                      <a:ext cx="6400800" cy="6848475"/>
+                      <a:ext cx="6400800" cy="7134225"/>
                     </a:xfrm>
                     <a:prstGeom prst="rect">
                       <a:avLst/>
@@ -1683,7 +1691,7 @@
         <w:spacing w:after="40"/>
       </w:pPr>
       <w:r>
-        <w:t xml:space="preserve">Clemson -3.0</w:t>
+        <w:t xml:space="preserve">Louisiana -7.5</w:t>
       </w:r>
     </w:p>
     <w:p>
@@ -1696,7 +1704,7 @@
           <w:sz w:val="21"/>
           <w:szCs w:val="21"/>
         </w:rPr>
-        <w:t xml:space="preserve">North Carolina Tar Heels @ Clemson Tigers</w:t>
+        <w:t xml:space="preserve">UAB Blazers @ Louisiana Ragin' Cajuns</w:t>
       </w:r>
     </w:p>
     <w:tbl>
@@ -1758,7 +1766,7 @@
                 <w:sz w:val="19"/>
                 <w:szCs w:val="19"/>
               </w:rPr>
-              <w:t xml:space="preserve">Clemson -3.0</w:t>
+              <w:t xml:space="preserve">Louisiana -7.5</w:t>
             </w:r>
           </w:p>
         </w:tc>
@@ -1806,7 +1814,7 @@
                 <w:sz w:val="19"/>
                 <w:szCs w:val="19"/>
               </w:rPr>
-              <w:t xml:space="preserve">Clemson -11.5</w:t>
+              <w:t xml:space="preserve">Louisiana -13.3</w:t>
             </w:r>
           </w:p>
         </w:tc>
@@ -1854,7 +1862,7 @@
                 <w:sz w:val="19"/>
                 <w:szCs w:val="19"/>
               </w:rPr>
-              <w:t xml:space="preserve">8.5 pts</w:t>
+              <w:t xml:space="preserve">5.8 pts</w:t>
             </w:r>
           </w:p>
         </w:tc>
@@ -1879,7 +1887,7 @@
                 <w:sz w:val="19"/>
                 <w:szCs w:val="19"/>
               </w:rPr>
-              <w:t xml:space="preserve">SP+</w:t>
+              <w:t xml:space="preserve">SP+ (2026)</w:t>
             </w:r>
           </w:p>
         </w:tc>
@@ -1902,7 +1910,7 @@
                 <w:sz w:val="19"/>
                 <w:szCs w:val="19"/>
               </w:rPr>
-              <w:t xml:space="preserve">Clemson +12.8 (38th) vs North Carolina +3.8 (96th)</w:t>
+              <w:t xml:space="preserve">Louisiana -6.6 (92nd) vs UAB -17.3 (127th)</w:t>
             </w:r>
           </w:p>
         </w:tc>
@@ -1950,7 +1958,7 @@
                 <w:sz w:val="19"/>
                 <w:szCs w:val="19"/>
               </w:rPr>
-              <w:t xml:space="preserve">+2.5</w:t>
+              <w:t xml:space="preserve">+2.6</w:t>
             </w:r>
           </w:p>
         </w:tc>
@@ -1975,7 +1983,7 @@
                 <w:sz w:val="19"/>
                 <w:szCs w:val="19"/>
               </w:rPr>
-              <w:t xml:space="preserve">2025 PF / PA</w:t>
+              <w:t xml:space="preserve">2026 records</w:t>
             </w:r>
           </w:p>
         </w:tc>
@@ -1998,55 +2006,55 @@
                 <w:sz w:val="19"/>
                 <w:szCs w:val="19"/>
               </w:rPr>
-              <w:t xml:space="preserve">Clemson 344/245, North Carolina 231/294</w:t>
-            </w:r>
-          </w:p>
-        </w:tc>
-      </w:tr>
-      <w:tr>
-        <w:tc>
-          <w:tcPr>
-            <w:tcW w:type="dxa" w:w="3830"/>
-            <w:shd w:fill="FFFFFF" w:val="clear"/>
-            <w:tcMar>
-              <w:top w:type="dxa" w:w="60"/>
-              <w:left w:type="dxa" w:w="120"/>
-              <w:bottom w:type="dxa" w:w="60"/>
-              <w:right w:type="dxa" w:w="120"/>
-            </w:tcMar>
-          </w:tcPr>
-          <w:p>
-            <w:r>
-              <w:rPr>
-                <w:b w:val="false"/>
-                <w:bCs w:val="false"/>
-                <w:sz w:val="19"/>
-                <w:szCs w:val="19"/>
-              </w:rPr>
-              <w:t xml:space="preserve">Returning OL snaps</w:t>
-            </w:r>
-          </w:p>
-        </w:tc>
-        <w:tc>
-          <w:tcPr>
-            <w:tcW w:type="dxa" w:w="6250"/>
-            <w:shd w:fill="FFFFFF" w:val="clear"/>
-            <w:tcMar>
-              <w:top w:type="dxa" w:w="60"/>
-              <w:left w:type="dxa" w:w="120"/>
-              <w:bottom w:type="dxa" w:w="60"/>
-              <w:right w:type="dxa" w:w="120"/>
-            </w:tcMar>
-          </w:tcPr>
-          <w:p>
-            <w:r>
-              <w:rPr>
-                <w:b/>
-                <w:bCs/>
-                <w:sz w:val="19"/>
-                <w:szCs w:val="19"/>
-              </w:rPr>
-              <w:t xml:space="preserve">North Carolina 1,126 (135th FBS)</w:t>
+              <w:t xml:space="preserve">Louisiana 1-1 (2-0 ATS), UAB 1-1 (1-1 ATS)</w:t>
+            </w:r>
+          </w:p>
+        </w:tc>
+      </w:tr>
+      <w:tr>
+        <w:tc>
+          <w:tcPr>
+            <w:tcW w:type="dxa" w:w="3830"/>
+            <w:shd w:fill="FFFFFF" w:val="clear"/>
+            <w:tcMar>
+              <w:top w:type="dxa" w:w="60"/>
+              <w:left w:type="dxa" w:w="120"/>
+              <w:bottom w:type="dxa" w:w="60"/>
+              <w:right w:type="dxa" w:w="120"/>
+            </w:tcMar>
+          </w:tcPr>
+          <w:p>
+            <w:r>
+              <w:rPr>
+                <w:b w:val="false"/>
+                <w:bCs w:val="false"/>
+                <w:sz w:val="19"/>
+                <w:szCs w:val="19"/>
+              </w:rPr>
+              <w:t xml:space="preserve">UAB OL</w:t>
+            </w:r>
+          </w:p>
+        </w:tc>
+        <w:tc>
+          <w:tcPr>
+            <w:tcW w:type="dxa" w:w="6250"/>
+            <w:shd w:fill="FFFFFF" w:val="clear"/>
+            <w:tcMar>
+              <w:top w:type="dxa" w:w="60"/>
+              <w:left w:type="dxa" w:w="120"/>
+              <w:bottom w:type="dxa" w:w="60"/>
+              <w:right w:type="dxa" w:w="120"/>
+            </w:tcMar>
+          </w:tcPr>
+          <w:p>
+            <w:r>
+              <w:rPr>
+                <w:b/>
+                <w:bCs/>
+                <w:sz w:val="19"/>
+                <w:szCs w:val="19"/>
+              </w:rPr>
+              <w:t xml:space="preserve">28 pressures allowed, most on the card</w:t>
             </w:r>
           </w:p>
         </w:tc>
@@ -2062,7 +2070,7 @@
         <w:spacing w:after="160" w:line="276"/>
       </w:pPr>
       <w:r>
-        <w:t xml:space="preserve">Clemson lays 3. SP+ plus home field puts it at 11.5: Clemson +12.8 (38th) against North Carolina +3.8 (96th), an 8.5-point gap.</w:t>
+        <w:t xml:space="preserve">Louisiana lays 7.5. The 2026 rating puts it at 13.3: Louisiana -6.6 (92nd) against UAB -17.3 (127th), home edge +2.6. A 5.8-point gap.</w:t>
       </w:r>
     </w:p>
     <w:p>
@@ -2070,7 +2078,7 @@
         <w:spacing w:after="160" w:line="276"/>
       </w:pPr>
       <w:r>
-        <w:t xml:space="preserve">Clemson is Dabo Swinney, 186-53 SU (77.8%). OC Chad Morris runs the most even concept distribution among ACC contenders (IZ 16.6%, Counter 12.0%, Power 10.7%). DC Tom Allen's shell is a hybrid 2-4-5 and 3-3-5 with a near-even Cover-3 / Cover-1 split (33.0% / 31.0%), the most man-willing contender defense in the league, and it gets four of the top 5 tacklers back with Safeties Jerome Carter (Old Dominion) and Corey Myrick (Marshall/Southern Miss) added through the portal. Defense grades 89.9 overall, 88.7 against the run, 81.2 in coverage. QB Chris Vizzina came out of Spring as QB1 with no portal addition behind him.</w:t>
+        <w:t xml:space="preserve">UAB's line has been the problem. 28 pressures allowed in 373 pass block snaps, a 7.5% rate that is 4th worst in FBS, and QB Ryder Burton has taken 4 sacks with 2 TDs to 2 INTs at 7.1 ypa. The offense ranks 116th in Finishing Drives and 104th in Explosiveness, so the drives that start do not end in touchdowns, and the running backs carry it: Rod Robinson II and Bam McReynolds have 64 carries between them on 83.8 and 84.0 grades.</w:t>
       </w:r>
     </w:p>
     <w:p>
@@ -2078,7 +2086,7 @@
         <w:spacing w:after="160" w:line="276"/>
       </w:pPr>
       <w:r>
-        <w:t xml:space="preserve">North Carolina is Belichick year 2 off a 4-8 debut that finished outside the top 100 in nearly every offensive analytic. OC Freddie Kitchens was fired and Bobby Petrino takes over the offense; Petrino means vertical play-action and the deep dig/post tree. Returning OL snaps: 1,126 (135th FBS). Steve Belichick's defense stays unchanged, a 2-4-5 (66.9%) and 2-5-4 (18.1%) NFL sub-package structure with Cover-3 at 32.0% and Cover-1 at 29.8%, but the top three tacklers depart and Edge Melkart Abou-Jaoude returns 10.5 sacks.</w:t>
+        <w:t xml:space="preserve">Louisiana's QB Lunch Winfield has been the more dangerous player on the field, 409 passing yards at 9.3 ypa plus 179 rushing on 21 carries at 8.5 with 3 rushing TDs and an 85.5 rushing grade. WRs Russell Babineaux and Caden Jensen are at 3.96 and 5.50 yprr on small samples. The offense ranks 48th in Success Rate to UAB's 57th and 48th in Explosiveness to UAB's 104th.</w:t>
       </w:r>
     </w:p>
     <w:p>
@@ -2086,7 +2094,7 @@
         <w:spacing w:after="160" w:line="276"/>
       </w:pPr>
       <w:r>
-        <w:t xml:space="preserve">Clemson's defense is 8th in Havoc, 10th in Finishing Drives, 22nd in Field Position and 23rd in Success Rate, grading 89.9 (28th FBS) with coverage at 81.2 (39th). North Carolina's offense is 113th in Success Rate, 117th in Explosiveness and 109th in Finishing Drives, grading 68.2 (99th). Clemson takes all five unit matchups on that side: +29.6 run block against run defense, +17.3 receivers against coverage, +15.6 pass offense against pass rush. The starter table puts Clemson's front 7 at a 81.1 unit average against a North Carolina line at 47.5. TAN separates them 23rd to 53rd, Net RP 72nd to 107th.</w:t>
+        <w:t xml:space="preserve">UAB's defense is 131st in Success Rate allowed, 127th in Havoc and 121st in Finishing Drives, with 16 pressures and 2 sacks in two games. Louisiana has covered both of theirs by 11 points a game. The gap between a 92nd-ranked team and a 127th-ranked one, at home, is what the model is pricing at 13.3 and the book at 7.5.</w:t>
       </w:r>
     </w:p>
     <w:p>
@@ -2096,7 +2104,7 @@
       <w:r>
         <w:drawing>
           <wp:inline distT="0" distB="0" distL="0" distR="0">
-            <wp:extent cx="6400800" cy="5153025"/>
+            <wp:extent cx="6400800" cy="5048250"/>
             <wp:effectExtent t="0" r="0" b="0" l="0"/>
             <wp:docPr id="1" name="" descr="" title=""/>
             <wp:cNvGraphicFramePr>
@@ -2121,7 +2129,7 @@
                   <pic:spPr bwMode="auto">
                     <a:xfrm>
                       <a:off x="0" y="0"/>
-                      <a:ext cx="6400800" cy="5153025"/>
+                      <a:ext cx="6400800" cy="5048250"/>
                     </a:xfrm>
                     <a:prstGeom prst="rect">
                       <a:avLst/>
@@ -2156,7 +2164,7 @@
       <w:r>
         <w:drawing>
           <wp:inline distT="0" distB="0" distL="0" distR="0">
-            <wp:extent cx="6400800" cy="6848475"/>
+            <wp:extent cx="6400800" cy="6753225"/>
             <wp:effectExtent t="0" r="0" b="0" l="0"/>
             <wp:docPr id="1" name="" descr="" title=""/>
             <wp:cNvGraphicFramePr>
@@ -2181,7 +2189,7 @@
                   <pic:spPr bwMode="auto">
                     <a:xfrm>
                       <a:off x="0" y="0"/>
-                      <a:ext cx="6400800" cy="6848475"/>
+                      <a:ext cx="6400800" cy="6753225"/>
                     </a:xfrm>
                     <a:prstGeom prst="rect">
                       <a:avLst/>
@@ -2220,7 +2228,7 @@
         <w:spacing w:after="40"/>
       </w:pPr>
       <w:r>
-        <w:t xml:space="preserve">Nevada -3.5</w:t>
+        <w:t xml:space="preserve">Louisiana Tech +20.0</w:t>
       </w:r>
     </w:p>
     <w:p>
@@ -2233,7 +2241,7 @@
           <w:sz w:val="21"/>
           <w:szCs w:val="21"/>
         </w:rPr>
-        <w:t xml:space="preserve">Nevada Wolf Pack @ Middle Tennessee Blue Raiders</w:t>
+        <w:t xml:space="preserve">Louisiana Tech Bulldogs @ Baylor Bears</w:t>
       </w:r>
     </w:p>
     <w:tbl>
@@ -2295,7 +2303,7 @@
                 <w:sz w:val="19"/>
                 <w:szCs w:val="19"/>
               </w:rPr>
-              <w:t xml:space="preserve">Middle Tennessee +3.5</w:t>
+              <w:t xml:space="preserve">Louisiana Tech +20.0</w:t>
             </w:r>
           </w:p>
         </w:tc>
@@ -2343,7 +2351,7 @@
                 <w:sz w:val="19"/>
                 <w:szCs w:val="19"/>
               </w:rPr>
-              <w:t xml:space="preserve">Middle Tennessee +11.8</w:t>
+              <w:t xml:space="preserve">Baylor -14.9</w:t>
             </w:r>
           </w:p>
         </w:tc>
@@ -2391,7 +2399,7 @@
                 <w:sz w:val="19"/>
                 <w:szCs w:val="19"/>
               </w:rPr>
-              <w:t xml:space="preserve">8.3 pts</w:t>
+              <w:t xml:space="preserve">5.1 pts</w:t>
             </w:r>
           </w:p>
         </w:tc>
@@ -2416,7 +2424,7 @@
                 <w:sz w:val="19"/>
                 <w:szCs w:val="19"/>
               </w:rPr>
-              <w:t xml:space="preserve">SP+</w:t>
+              <w:t xml:space="preserve">SP+ (2026)</w:t>
             </w:r>
           </w:p>
         </w:tc>
@@ -2439,7 +2447,7 @@
                 <w:sz w:val="19"/>
                 <w:szCs w:val="19"/>
               </w:rPr>
-              <w:t xml:space="preserve">Nevada -12.2 (115th) vs Middle Tennessee -26.0 (125th)</w:t>
+              <w:t xml:space="preserve">Baylor +7.4 (46th) vs Louisiana Tech -5.3 (86th)</w:t>
             </w:r>
           </w:p>
         </w:tc>
@@ -2487,7 +2495,7 @@
                 <w:sz w:val="19"/>
                 <w:szCs w:val="19"/>
               </w:rPr>
-              <w:t xml:space="preserve">+2.0</w:t>
+              <w:t xml:space="preserve">+2.2</w:t>
             </w:r>
           </w:p>
         </w:tc>
@@ -2512,7 +2520,7 @@
                 <w:sz w:val="19"/>
                 <w:szCs w:val="19"/>
               </w:rPr>
-              <w:t xml:space="preserve">2025 PF / PA</w:t>
+              <w:t xml:space="preserve">2026 records</w:t>
             </w:r>
           </w:p>
         </w:tc>
@@ -2535,55 +2543,55 @@
                 <w:sz w:val="19"/>
                 <w:szCs w:val="19"/>
               </w:rPr>
-              <w:t xml:space="preserve">Nevada 211/330, Middle Tennessee 269/371</w:t>
-            </w:r>
-          </w:p>
-        </w:tc>
-      </w:tr>
-      <w:tr>
-        <w:tc>
-          <w:tcPr>
-            <w:tcW w:type="dxa" w:w="3830"/>
-            <w:shd w:fill="FFFFFF" w:val="clear"/>
-            <w:tcMar>
-              <w:top w:type="dxa" w:w="60"/>
-              <w:left w:type="dxa" w:w="120"/>
-              <w:bottom w:type="dxa" w:w="60"/>
-              <w:right w:type="dxa" w:w="120"/>
-            </w:tcMar>
-          </w:tcPr>
-          <w:p>
-            <w:r>
-              <w:rPr>
-                <w:b w:val="false"/>
-                <w:bCs w:val="false"/>
-                <w:sz w:val="19"/>
-                <w:szCs w:val="19"/>
-              </w:rPr>
-              <w:t xml:space="preserve">HC Derek Mason</w:t>
-            </w:r>
-          </w:p>
-        </w:tc>
-        <w:tc>
-          <w:tcPr>
-            <w:tcW w:type="dxa" w:w="6250"/>
-            <w:shd w:fill="FFFFFF" w:val="clear"/>
-            <w:tcMar>
-              <w:top w:type="dxa" w:w="60"/>
-              <w:left w:type="dxa" w:w="120"/>
-              <w:bottom w:type="dxa" w:w="60"/>
-              <w:right w:type="dxa" w:w="120"/>
-            </w:tcMar>
-          </w:tcPr>
-          <w:p>
-            <w:r>
-              <w:rPr>
-                <w:b/>
-                <w:bCs/>
-                <w:sz w:val="19"/>
-                <w:szCs w:val="19"/>
-              </w:rPr>
-              <w:t xml:space="preserve">33-72 SU (31.4%), 48-56-1 ATS</w:t>
+              <w:t xml:space="preserve">Louisiana Tech 2-0 ATS (+16.2), Baylor 2-0 ATS (+4.5)</w:t>
+            </w:r>
+          </w:p>
+        </w:tc>
+      </w:tr>
+      <w:tr>
+        <w:tc>
+          <w:tcPr>
+            <w:tcW w:type="dxa" w:w="3830"/>
+            <w:shd w:fill="FFFFFF" w:val="clear"/>
+            <w:tcMar>
+              <w:top w:type="dxa" w:w="60"/>
+              <w:left w:type="dxa" w:w="120"/>
+              <w:bottom w:type="dxa" w:w="60"/>
+              <w:right w:type="dxa" w:w="120"/>
+            </w:tcMar>
+          </w:tcPr>
+          <w:p>
+            <w:r>
+              <w:rPr>
+                <w:b w:val="false"/>
+                <w:bCs w:val="false"/>
+                <w:sz w:val="19"/>
+                <w:szCs w:val="19"/>
+              </w:rPr>
+              <w:t xml:space="preserve">Louisiana Tech 2026</w:t>
+            </w:r>
+          </w:p>
+        </w:tc>
+        <w:tc>
+          <w:tcPr>
+            <w:tcW w:type="dxa" w:w="6250"/>
+            <w:shd w:fill="FFFFFF" w:val="clear"/>
+            <w:tcMar>
+              <w:top w:type="dxa" w:w="60"/>
+              <w:left w:type="dxa" w:w="120"/>
+              <w:bottom w:type="dxa" w:w="60"/>
+              <w:right w:type="dxa" w:w="120"/>
+            </w:tcMar>
+          </w:tcPr>
+          <w:p>
+            <w:r>
+              <w:rPr>
+                <w:b/>
+                <w:bCs/>
+                <w:sz w:val="19"/>
+                <w:szCs w:val="19"/>
+              </w:rPr>
+              <w:t xml:space="preserve">2nd in Explosiveness, 6th in Havoc</w:t>
             </w:r>
           </w:p>
         </w:tc>
@@ -2599,7 +2607,7 @@
         <w:spacing w:after="160" w:line="276"/>
       </w:pPr>
       <w:r>
-        <w:t xml:space="preserve">Book has Middle Tennessee +3.5 at home. SP+ plus home field puts them at +11.8: Middle Tennessee -26.0 (125th) against Nevada -12.2 (115th), an 8.3-point gap, which makes the side Nevada -3.5.</w:t>
+        <w:t xml:space="preserve">Baylor lays 20. The 2026 rating puts it at 14.9: Baylor +7.4 (46th) against Louisiana Tech -5.3 (86th), home edge +2.2. A 5.1-point gap, and the number is 20.</w:t>
       </w:r>
     </w:p>
     <w:p>
@@ -2607,7 +2615,7 @@
         <w:spacing w:after="160" w:line="276"/>
       </w:pPr>
       <w:r>
-        <w:t xml:space="preserve">Middle Tennessee is Derek Mason, 33-72 SU (31.4%) and 48-56-1 ATS. Bodie Reeder's pass-lean menu left for Western Kentucky; new OC Anthony Scelfo comes from SELA and the file has him calling a run-heavy game to control clock, bringing portal players and his former OL coach with him. QB Roman Gagliano took over in Week 12 as a freshman and closed with 7 passing TDs, 9 big time throws and zero INTs. DC Brian Stewart keeps the odd fronts, 3-3-5 (62.9%) and 3-4-4 (26.4%) with a man-forward Cover-1 lead (29.2%), but 6 of the top 7 tacklers are gone. Returning OL snaps: 2,944 (100th FBS), and the pass block grade of 48.3 ranks 128th.</w:t>
+        <w:t xml:space="preserve">Louisiana Tech is a bad-efficiency, high-variance team, which is the profile that covers big numbers. Their offense ranks 135th in Success Rate but 2nd nationally in Explosiveness and 23rd in Finishing Drives: they do not move the ball consistently, they move it in chunks. WR Jalen Mickens has 234 yards on 9 catches at 5.09 yprr, and QB Blake Baker is at 9.9 ypa with 4 TDs. They are 2-0 ATS, beating the number by 16.2 points a game.</w:t>
       </w:r>
     </w:p>
     <w:p>
@@ -2615,7 +2623,7 @@
         <w:spacing w:after="160" w:line="276"/>
       </w:pPr>
       <w:r>
-        <w:t xml:space="preserve">Nevada is Jeff Choate year 3, 6-19 SU (24.0%) and 10-11-2 ATS. New OC Brett Bartolone trades the run-first scheme for the pass-first spread option he called at Jackson State under Deion Sanders, and the file has Nevada moving to up-tempo after averaging 26.5 seconds per play in 2025. DC Kane Ioane keeps a 2-4-5 base (67.4%) with real dime usage (1-5-5 at 10.4%) and a Cover-3 lead. Defense grades 86.6 overall, 82.6 in pass rush, 78.5 in coverage. DE Dylan Labarbera returns as leading tackler with 10.5 TFL and 6.5 sacks; CB Aiden Walker projects as one of the best in the Mountain West.</w:t>
+        <w:t xml:space="preserve">The defense creates the other half. Louisiana Tech ranks 6th nationally in Havoc with 32 pressures, 8 sacks, 15 TFL and 4 interceptions in two games, led by LB Alonzo Jackson Jr. with 3 sacks on an 83.1 grade. That is a unit built to produce the negative plays and short fields that keep a 20-point number in reach even in a loss.</w:t>
       </w:r>
     </w:p>
     <w:p>
@@ -2623,7 +2631,7 @@
         <w:spacing w:after="160" w:line="276"/>
       </w:pPr>
       <w:r>
-        <w:t xml:space="preserve">Middle Tennessee's defense ranks 107th in Success Rate, 102nd in Finishing Drives and 90th in Explosiveness allowed, and the offense is 116th in Finishing Drives and 116th in Havoc allowed behind that 128th ranked pass protection. Nevada's defense grades 86.6 (35th FBS) with pass rush 82.6 (24th) and coverage 78.5 (47th), and ranks 37th in Explosiveness allowed and 40th in Field Position; three top 50 units against an offense grading 63.1 (123rd). Net RP has Nevada 104th to Middle Tennessee's 113th before the 13.8-point SP+ gap is applied.</w:t>
+        <w:t xml:space="preserve">Baylor has been efficient without finishing. Their offense ranks 76th in Success Rate and 89th in Finishing Drives, and the run game is averaging under 4 a carry: Dawson Pendergrass has 157 yards on 40 attempts, Caden Knighten 95 on 25. QB DJ Lagway is at 6.2 ypa on 54 attempts. Baylor's own cover margin is +4.5 a game against Louisiana Tech's +16.2, and Baylor plays at the slowest tempo in the country, 21.8 seconds per snap, which caps the number of possessions available to build a 20-point win.</w:t>
       </w:r>
     </w:p>
     <w:p>
@@ -2633,7 +2641,7 @@
       <w:r>
         <w:drawing>
           <wp:inline distT="0" distB="0" distL="0" distR="0">
-            <wp:extent cx="6400800" cy="5153025"/>
+            <wp:extent cx="6400800" cy="5048250"/>
             <wp:effectExtent t="0" r="0" b="0" l="0"/>
             <wp:docPr id="1" name="" descr="" title=""/>
             <wp:cNvGraphicFramePr>
@@ -2658,7 +2666,7 @@
                   <pic:spPr bwMode="auto">
                     <a:xfrm>
                       <a:off x="0" y="0"/>
-                      <a:ext cx="6400800" cy="5153025"/>
+                      <a:ext cx="6400800" cy="5048250"/>
                     </a:xfrm>
                     <a:prstGeom prst="rect">
                       <a:avLst/>
@@ -2693,7 +2701,7 @@
       <w:r>
         <w:drawing>
           <wp:inline distT="0" distB="0" distL="0" distR="0">
-            <wp:extent cx="6400800" cy="6953250"/>
+            <wp:extent cx="6400800" cy="6848475"/>
             <wp:effectExtent t="0" r="0" b="0" l="0"/>
             <wp:docPr id="1" name="" descr="" title=""/>
             <wp:cNvGraphicFramePr>
@@ -2718,7 +2726,7 @@
                   <pic:spPr bwMode="auto">
                     <a:xfrm>
                       <a:off x="0" y="0"/>
-                      <a:ext cx="6400800" cy="6953250"/>
+                      <a:ext cx="6400800" cy="6848475"/>
                     </a:xfrm>
                     <a:prstGeom prst="rect">
                       <a:avLst/>
